--- a/heb/docx/33.content.docx
+++ b/heb/docx/33.content.docx
@@ -9,6 +9,8 @@
       </w:pPr>
       <w:r>
         <w:rPr>
+          <w:rtl/>
+          <w:cs/>
           <w:lang w:val="he_IL" w:bidi="he_IL"/>
         </w:rPr>
       </w:r>
@@ -20,34 +22,44 @@
       </w:pPr>
       <w:r>
         <w:rPr>
+          <w:rtl/>
+          <w:cs/>
           <w:lang w:val="he_IL" w:bidi="he_IL"/>
         </w:rPr>
         <w:t>Resource: The Westminster Leningrad Codex</w:t>
       </w:r>
       <w:r>
         <w:rPr>
-          <w:lang w:val="he_IL" w:bidi="he_IL"/>
-        </w:rPr>
-      </w:r>
-    </w:p>
-    <w:p>
-      <w:pPr>
-        <w:bidi/>
-      </w:pPr>
-      <w:r>
-        <w:rPr>
+          <w:rtl/>
+          <w:cs/>
+          <w:lang w:val="he_IL" w:bidi="he_IL"/>
+        </w:rPr>
+      </w:r>
+    </w:p>
+    <w:p>
+      <w:pPr>
+        <w:bidi/>
+      </w:pPr>
+      <w:r>
+        <w:rPr>
+          <w:rtl/>
+          <w:cs/>
           <w:lang w:val="he_IL" w:bidi="he_IL"/>
         </w:rPr>
       </w:r>
       <w:r>
         <w:rPr>
           <w:b/>
+          <w:rtl/>
+          <w:cs/>
           <w:lang w:val="he_IL" w:bidi="he_IL"/>
         </w:rPr>
         <w:t>The Westminster Leningrad Codex</w:t>
       </w:r>
       <w:r>
         <w:rPr>
+          <w:rtl/>
+          <w:cs/>
           <w:lang w:val="he_IL" w:bidi="he_IL"/>
         </w:rPr>
         <w:t xml:space="preserve"> © 2019 </w:t>
@@ -55,6 +67,8 @@
       <w:hyperlink r:id="rId13">
         <w:r>
           <w:rPr>
+            <w:rtl/>
+            <w:cs/>
             <w:lang w:val="he_IL" w:bidi="he_IL"/>
           </w:rPr>
           <w:rPr>
@@ -66,6 +80,8 @@
       </w:hyperlink>
       <w:r>
         <w:rPr>
+          <w:rtl/>
+          <w:cs/>
           <w:lang w:val="he_IL" w:bidi="he_IL"/>
         </w:rPr>
         <w:t xml:space="preserve">, licensed under a </w:t>
@@ -73,6 +89,8 @@
       <w:hyperlink r:id="rId14">
         <w:r>
           <w:rPr>
+            <w:rtl/>
+            <w:cs/>
             <w:lang w:val="he_IL" w:bidi="he_IL"/>
           </w:rPr>
           <w:rPr>
@@ -84,17 +102,23 @@
       </w:hyperlink>
       <w:r>
         <w:rPr>
+          <w:rtl/>
+          <w:cs/>
           <w:lang w:val="he_IL" w:bidi="he_IL"/>
         </w:rPr>
         <w:t>.</w:t>
       </w:r>
       <w:r>
         <w:rPr>
-          <w:lang w:val="he_IL" w:bidi="he_IL"/>
-        </w:rPr>
-      </w:r>
-      <w:r>
-        <w:rPr>
+          <w:rtl/>
+          <w:cs/>
+          <w:lang w:val="he_IL" w:bidi="he_IL"/>
+        </w:rPr>
+      </w:r>
+      <w:r>
+        <w:rPr>
+          <w:rtl/>
+          <w:cs/>
           <w:lang w:val="he_IL" w:bidi="he_IL"/>
         </w:rPr>
       </w:r>
@@ -106,6 +130,8 @@
       </w:pPr>
       <w:r>
         <w:rPr>
+          <w:rtl/>
+          <w:cs/>
           <w:lang w:val="he_IL" w:bidi="he_IL"/>
         </w:rPr>
         <w:t>The Westminster Leningrad Codex</w:t>
@@ -135,6 +161,8 @@
       </w:pPr>
       <w:r>
         <w:rPr>
+          <w:rtl/>
+          <w:cs/>
           <w:lang w:val="he_IL" w:bidi="he_IL"/>
         </w:rPr>
       </w:r>
@@ -146,32 +174,42 @@
       </w:pPr>
       <w:r>
         <w:rPr>
-          <w:lang w:val="he_IL" w:bidi="he_IL"/>
-        </w:rPr>
-      </w:r>
-    </w:p>
-    <w:p>
-      <w:pPr>
-        <w:bidi/>
-      </w:pPr>
-      <w:r>
-        <w:rPr>
-          <w:lang w:val="he_IL" w:bidi="he_IL"/>
-        </w:rPr>
-      </w:r>
-      <w:r>
-        <w:rPr>
+          <w:rtl/>
+          <w:cs/>
+          <w:lang w:val="he_IL" w:bidi="he_IL"/>
+        </w:rPr>
+      </w:r>
+    </w:p>
+    <w:p>
+      <w:pPr>
+        <w:bidi/>
+      </w:pPr>
+      <w:r>
+        <w:rPr>
+          <w:rtl/>
+          <w:cs/>
+          <w:lang w:val="he_IL" w:bidi="he_IL"/>
+        </w:rPr>
+      </w:r>
+      <w:r>
+        <w:rPr>
+          <w:rtl/>
+          <w:cs/>
           <w:lang w:val="he_IL" w:bidi="he_IL"/>
         </w:rPr>
         <w:t xml:space="preserve"> </w:t>
       </w:r>
       <w:r>
         <w:rPr>
-          <w:lang w:val="he_IL" w:bidi="he_IL"/>
-        </w:rPr>
-      </w:r>
-      <w:r>
-        <w:rPr>
+          <w:rtl/>
+          <w:cs/>
+          <w:lang w:val="he_IL" w:bidi="he_IL"/>
+        </w:rPr>
+      </w:r>
+      <w:r>
+        <w:rPr>
+          <w:rtl/>
+          <w:cs/>
           <w:lang w:val="he_IL" w:bidi="he_IL"/>
         </w:rPr>
       </w:r>
@@ -198,34 +236,44 @@
       </w:pPr>
       <w:r>
         <w:rPr>
+          <w:rtl/>
+          <w:cs/>
           <w:lang w:val="he_IL" w:bidi="he_IL"/>
         </w:rPr>
         <w:t>Micah 1:1</w:t>
       </w:r>
       <w:r>
         <w:rPr>
-          <w:lang w:val="he_IL" w:bidi="he_IL"/>
-        </w:rPr>
-      </w:r>
-    </w:p>
-    <w:p>
-      <w:pPr>
-        <w:bidi/>
-      </w:pPr>
-      <w:r>
-        <w:rPr>
-          <w:lang w:val="he_IL" w:bidi="he_IL"/>
-        </w:rPr>
-      </w:r>
-      <w:r>
-        <w:rPr>
-          <w:vertAlign w:val="superscript"/>
+          <w:rtl/>
+          <w:cs/>
+          <w:lang w:val="he_IL" w:bidi="he_IL"/>
+        </w:rPr>
+      </w:r>
+    </w:p>
+    <w:p>
+      <w:pPr>
+        <w:bidi/>
+      </w:pPr>
+      <w:r>
+        <w:rPr>
+          <w:rtl/>
+          <w:cs/>
+          <w:lang w:val="he_IL" w:bidi="he_IL"/>
+        </w:rPr>
+      </w:r>
+      <w:r>
+        <w:rPr>
+          <w:vertAlign w:val="superscript"/>
+          <w:rtl/>
+          <w:cs/>
           <w:lang w:val="he_IL" w:bidi="he_IL"/>
         </w:rPr>
         <w:t>1</w:t>
       </w:r>
       <w:r>
         <w:rPr>
+          <w:rtl/>
+          <w:cs/>
           <w:lang w:val="he_IL" w:bidi="he_IL"/>
         </w:rPr>
         <w:t xml:space="preserve"> דְּבַר־יְהוָ֣ה ׀ אֲשֶׁ֣ר הָיָ֗ה אֶל־מִיכָה֙ הַמֹּ֣רַשְׁתִּ֔י בִּימֵ֥י יוֹתָ֛ם אָחָ֥ז יְחִזְקִיָּ֖ה מַלְכֵ֣י יְהוּדָ֑ה אֲשֶׁר־חָזָ֥ה עַל־שֹׁמְר֖וֹן וִירֽוּשָׁלִָֽם׃</w:t>
@@ -237,18 +285,24 @@
       </w:pPr>
       <w:r>
         <w:rPr>
-          <w:lang w:val="he_IL" w:bidi="he_IL"/>
-        </w:rPr>
-      </w:r>
-      <w:r>
-        <w:rPr>
-          <w:vertAlign w:val="superscript"/>
+          <w:rtl/>
+          <w:cs/>
+          <w:lang w:val="he_IL" w:bidi="he_IL"/>
+        </w:rPr>
+      </w:r>
+      <w:r>
+        <w:rPr>
+          <w:vertAlign w:val="superscript"/>
+          <w:rtl/>
+          <w:cs/>
           <w:lang w:val="he_IL" w:bidi="he_IL"/>
         </w:rPr>
         <w:t>2</w:t>
       </w:r>
       <w:r>
         <w:rPr>
+          <w:rtl/>
+          <w:cs/>
           <w:lang w:val="he_IL" w:bidi="he_IL"/>
         </w:rPr>
         <w:t xml:space="preserve"> שִׁמְעוּ֙ עַמִּ֣ים כֻּלָּ֔ם הַקְשִׁ֖יבִי אֶ֣רֶץ וּמְלֹאָ֑הּ וִיהִי֩ אֲדֹנָ֨י יְהוִ֤ה בָּכֶם֙ לְעֵ֔ד אֲדֹנָ֖י מֵהֵיכַ֥ל קָדְשֽׁוֹ׃</w:t>
@@ -260,18 +314,24 @@
       </w:pPr>
       <w:r>
         <w:rPr>
-          <w:lang w:val="he_IL" w:bidi="he_IL"/>
-        </w:rPr>
-      </w:r>
-      <w:r>
-        <w:rPr>
-          <w:vertAlign w:val="superscript"/>
+          <w:rtl/>
+          <w:cs/>
+          <w:lang w:val="he_IL" w:bidi="he_IL"/>
+        </w:rPr>
+      </w:r>
+      <w:r>
+        <w:rPr>
+          <w:vertAlign w:val="superscript"/>
+          <w:rtl/>
+          <w:cs/>
           <w:lang w:val="he_IL" w:bidi="he_IL"/>
         </w:rPr>
         <w:t>3</w:t>
       </w:r>
       <w:r>
         <w:rPr>
+          <w:rtl/>
+          <w:cs/>
           <w:lang w:val="he_IL" w:bidi="he_IL"/>
         </w:rPr>
         <w:t xml:space="preserve"> כִּֽי־הִנֵּ֥ה יְהוָ֖ה יֹצֵ֣א מִמְּקוֹמ֑וֹ וְיָרַ֥ד וְדָרַ֖ךְ עַל־במותי אָֽרֶץ׃</w:t>
@@ -283,18 +343,24 @@
       </w:pPr>
       <w:r>
         <w:rPr>
-          <w:lang w:val="he_IL" w:bidi="he_IL"/>
-        </w:rPr>
-      </w:r>
-      <w:r>
-        <w:rPr>
-          <w:vertAlign w:val="superscript"/>
+          <w:rtl/>
+          <w:cs/>
+          <w:lang w:val="he_IL" w:bidi="he_IL"/>
+        </w:rPr>
+      </w:r>
+      <w:r>
+        <w:rPr>
+          <w:vertAlign w:val="superscript"/>
+          <w:rtl/>
+          <w:cs/>
           <w:lang w:val="he_IL" w:bidi="he_IL"/>
         </w:rPr>
         <w:t>4</w:t>
       </w:r>
       <w:r>
         <w:rPr>
+          <w:rtl/>
+          <w:cs/>
           <w:lang w:val="he_IL" w:bidi="he_IL"/>
         </w:rPr>
         <w:t xml:space="preserve"> וְנָמַ֤סּוּ הֶֽהָרִים֙ תַּחְתָּ֔יו וְהָעֲמָקִ֖ים יִתְבַּקָּ֑עוּ כַּדּוֹנַג֙ מִפְּנֵ֣י הָאֵ֔שׁ כְּמַ֖יִם מֻגָּרִ֥ים בְּמוֹרָֽד׃</w:t>
@@ -306,18 +372,24 @@
       </w:pPr>
       <w:r>
         <w:rPr>
-          <w:lang w:val="he_IL" w:bidi="he_IL"/>
-        </w:rPr>
-      </w:r>
-      <w:r>
-        <w:rPr>
-          <w:vertAlign w:val="superscript"/>
+          <w:rtl/>
+          <w:cs/>
+          <w:lang w:val="he_IL" w:bidi="he_IL"/>
+        </w:rPr>
+      </w:r>
+      <w:r>
+        <w:rPr>
+          <w:vertAlign w:val="superscript"/>
+          <w:rtl/>
+          <w:cs/>
           <w:lang w:val="he_IL" w:bidi="he_IL"/>
         </w:rPr>
         <w:t>5</w:t>
       </w:r>
       <w:r>
         <w:rPr>
+          <w:rtl/>
+          <w:cs/>
           <w:lang w:val="he_IL" w:bidi="he_IL"/>
         </w:rPr>
         <w:t xml:space="preserve"> בְּפֶ֤שַׁע יַֽעֲקֹב֙ כָּל־זֹ֔את וּבְחַטֹּ֖אות בֵּ֣ית יִשְׂרָאֵ֑ל מִֽי־פֶ֣שַׁע יַעֲקֹ֗ב הֲלוֹא֙ שֹֽׁמְר֔וֹן וּמִי֙ בָּמ֣וֹת יְהוּדָ֔ה הֲל֖וֹא יְרוּשָׁלִָֽם׃</w:t>
@@ -329,18 +401,24 @@
       </w:pPr>
       <w:r>
         <w:rPr>
-          <w:lang w:val="he_IL" w:bidi="he_IL"/>
-        </w:rPr>
-      </w:r>
-      <w:r>
-        <w:rPr>
-          <w:vertAlign w:val="superscript"/>
+          <w:rtl/>
+          <w:cs/>
+          <w:lang w:val="he_IL" w:bidi="he_IL"/>
+        </w:rPr>
+      </w:r>
+      <w:r>
+        <w:rPr>
+          <w:vertAlign w:val="superscript"/>
+          <w:rtl/>
+          <w:cs/>
           <w:lang w:val="he_IL" w:bidi="he_IL"/>
         </w:rPr>
         <w:t>6</w:t>
       </w:r>
       <w:r>
         <w:rPr>
+          <w:rtl/>
+          <w:cs/>
           <w:lang w:val="he_IL" w:bidi="he_IL"/>
         </w:rPr>
         <w:t xml:space="preserve"> וְשַׂמְתִּ֥י שֹׁמְר֛וֹן לְעִ֥י הַשָּׂדֶ֖ה לְמַטָּ֣עֵי כָ֑רֶם וְהִגַּרְתִּ֤י לַגַּי֙ אֲבָנֶ֔יהָ וִיסֹדֶ֖יהָ אֲגַלֶּֽה׃</w:t>
@@ -352,18 +430,24 @@
       </w:pPr>
       <w:r>
         <w:rPr>
-          <w:lang w:val="he_IL" w:bidi="he_IL"/>
-        </w:rPr>
-      </w:r>
-      <w:r>
-        <w:rPr>
-          <w:vertAlign w:val="superscript"/>
+          <w:rtl/>
+          <w:cs/>
+          <w:lang w:val="he_IL" w:bidi="he_IL"/>
+        </w:rPr>
+      </w:r>
+      <w:r>
+        <w:rPr>
+          <w:vertAlign w:val="superscript"/>
+          <w:rtl/>
+          <w:cs/>
           <w:lang w:val="he_IL" w:bidi="he_IL"/>
         </w:rPr>
         <w:t>7</w:t>
       </w:r>
       <w:r>
         <w:rPr>
+          <w:rtl/>
+          <w:cs/>
           <w:lang w:val="he_IL" w:bidi="he_IL"/>
         </w:rPr>
         <w:t xml:space="preserve"> וְכָל־פְּסִילֶ֣יהָ יֻכַּ֗תּוּ וְכָל־אֶתְנַנֶּ֙יהָ֙ יִשָּׂרְפ֣וּ בָאֵ֔שׁ וְכָל־עֲצַבֶּ֖יהָ אָשִׂ֣ים שְׁמָמָ֑ה כִּ֠י מֵאֶתְנַ֤ן זוֹנָה֙ קִבָּ֔צָה וְעַד־אֶתְנַ֥ן זוֹנָ֖ה יָשֽׁוּבוּ׃</w:t>
@@ -375,18 +459,24 @@
       </w:pPr>
       <w:r>
         <w:rPr>
-          <w:lang w:val="he_IL" w:bidi="he_IL"/>
-        </w:rPr>
-      </w:r>
-      <w:r>
-        <w:rPr>
-          <w:vertAlign w:val="superscript"/>
+          <w:rtl/>
+          <w:cs/>
+          <w:lang w:val="he_IL" w:bidi="he_IL"/>
+        </w:rPr>
+      </w:r>
+      <w:r>
+        <w:rPr>
+          <w:vertAlign w:val="superscript"/>
+          <w:rtl/>
+          <w:cs/>
           <w:lang w:val="he_IL" w:bidi="he_IL"/>
         </w:rPr>
         <w:t>8</w:t>
       </w:r>
       <w:r>
         <w:rPr>
+          <w:rtl/>
+          <w:cs/>
           <w:lang w:val="he_IL" w:bidi="he_IL"/>
         </w:rPr>
         <w:t xml:space="preserve"> עַל־זֹאת֙ אֶסְפְּדָ֣ה וְאֵילִ֔ילָה אֵילְכָ֥ה שילל וְעָר֑וֹם אֶעֱשֶׂ֤ה מִסְפֵּד֙ כַּתַּנִּ֔ים וְאֵ֖בֶל כִּבְנ֥וֹת יַעֲנָֽה׃</w:t>
@@ -398,18 +488,24 @@
       </w:pPr>
       <w:r>
         <w:rPr>
-          <w:lang w:val="he_IL" w:bidi="he_IL"/>
-        </w:rPr>
-      </w:r>
-      <w:r>
-        <w:rPr>
-          <w:vertAlign w:val="superscript"/>
+          <w:rtl/>
+          <w:cs/>
+          <w:lang w:val="he_IL" w:bidi="he_IL"/>
+        </w:rPr>
+      </w:r>
+      <w:r>
+        <w:rPr>
+          <w:vertAlign w:val="superscript"/>
+          <w:rtl/>
+          <w:cs/>
           <w:lang w:val="he_IL" w:bidi="he_IL"/>
         </w:rPr>
         <w:t>9</w:t>
       </w:r>
       <w:r>
         <w:rPr>
+          <w:rtl/>
+          <w:cs/>
           <w:lang w:val="he_IL" w:bidi="he_IL"/>
         </w:rPr>
         <w:t xml:space="preserve"> כִּ֥י אֲנוּשָׁ֖ה מַכּוֹתֶ֑יהָ כִּי־בָ֙אָה֙ עַד־יְהוּדָ֔ה נָגַ֛ע עַד־שַׁ֥עַר עַמִּ֖י עַד־יְרוּשָׁלִָֽם׃</w:t>
@@ -421,18 +517,24 @@
       </w:pPr>
       <w:r>
         <w:rPr>
-          <w:lang w:val="he_IL" w:bidi="he_IL"/>
-        </w:rPr>
-      </w:r>
-      <w:r>
-        <w:rPr>
-          <w:vertAlign w:val="superscript"/>
+          <w:rtl/>
+          <w:cs/>
+          <w:lang w:val="he_IL" w:bidi="he_IL"/>
+        </w:rPr>
+      </w:r>
+      <w:r>
+        <w:rPr>
+          <w:vertAlign w:val="superscript"/>
+          <w:rtl/>
+          <w:cs/>
           <w:lang w:val="he_IL" w:bidi="he_IL"/>
         </w:rPr>
         <w:t>10</w:t>
       </w:r>
       <w:r>
         <w:rPr>
+          <w:rtl/>
+          <w:cs/>
           <w:lang w:val="he_IL" w:bidi="he_IL"/>
         </w:rPr>
         <w:t xml:space="preserve"> בְּגַת֙ אַל־תַּגִּ֔ידוּ בָּכ֖וֹ אַל־תִּבְכּ֑וּ בְּבֵ֣ית לְעַפְרָ֔ה עָפָ֖ר התפלשתי׃</w:t>
@@ -444,18 +546,24 @@
       </w:pPr>
       <w:r>
         <w:rPr>
-          <w:lang w:val="he_IL" w:bidi="he_IL"/>
-        </w:rPr>
-      </w:r>
-      <w:r>
-        <w:rPr>
-          <w:vertAlign w:val="superscript"/>
+          <w:rtl/>
+          <w:cs/>
+          <w:lang w:val="he_IL" w:bidi="he_IL"/>
+        </w:rPr>
+      </w:r>
+      <w:r>
+        <w:rPr>
+          <w:vertAlign w:val="superscript"/>
+          <w:rtl/>
+          <w:cs/>
           <w:lang w:val="he_IL" w:bidi="he_IL"/>
         </w:rPr>
         <w:t>11</w:t>
       </w:r>
       <w:r>
         <w:rPr>
+          <w:rtl/>
+          <w:cs/>
           <w:lang w:val="he_IL" w:bidi="he_IL"/>
         </w:rPr>
         <w:t xml:space="preserve"> עִבְרִ֥י לָכֶ֛ם יוֹשֶׁ֥בֶת שָׁפִ֖יר עֶרְיָה־בֹ֑שֶׁת לֹ֤א יָֽצְאָה֙ יוֹשֶׁ֣בֶת צַֽאֲנָ֔ן מִסְפַּד֙ בֵּ֣ית הָאֵ֔צֶל יִקַּ֥ח מִכֶּ֖ם עֶמְדָּתֽוֹ׃</w:t>
@@ -467,18 +575,24 @@
       </w:pPr>
       <w:r>
         <w:rPr>
-          <w:lang w:val="he_IL" w:bidi="he_IL"/>
-        </w:rPr>
-      </w:r>
-      <w:r>
-        <w:rPr>
-          <w:vertAlign w:val="superscript"/>
+          <w:rtl/>
+          <w:cs/>
+          <w:lang w:val="he_IL" w:bidi="he_IL"/>
+        </w:rPr>
+      </w:r>
+      <w:r>
+        <w:rPr>
+          <w:vertAlign w:val="superscript"/>
+          <w:rtl/>
+          <w:cs/>
           <w:lang w:val="he_IL" w:bidi="he_IL"/>
         </w:rPr>
         <w:t>12</w:t>
       </w:r>
       <w:r>
         <w:rPr>
+          <w:rtl/>
+          <w:cs/>
           <w:lang w:val="he_IL" w:bidi="he_IL"/>
         </w:rPr>
         <w:t xml:space="preserve"> כִּֽי־חָ֥לָֽה לְט֖וֹב יוֹשֶׁ֣בֶת מָר֑וֹת כִּֽי־יָ֤רַד רָע֙ מֵאֵ֣ת יְהוָ֔ה לְשַׁ֖עַר יְרוּשָׁלִָֽם׃</w:t>
@@ -490,18 +604,24 @@
       </w:pPr>
       <w:r>
         <w:rPr>
-          <w:lang w:val="he_IL" w:bidi="he_IL"/>
-        </w:rPr>
-      </w:r>
-      <w:r>
-        <w:rPr>
-          <w:vertAlign w:val="superscript"/>
+          <w:rtl/>
+          <w:cs/>
+          <w:lang w:val="he_IL" w:bidi="he_IL"/>
+        </w:rPr>
+      </w:r>
+      <w:r>
+        <w:rPr>
+          <w:vertAlign w:val="superscript"/>
+          <w:rtl/>
+          <w:cs/>
           <w:lang w:val="he_IL" w:bidi="he_IL"/>
         </w:rPr>
         <w:t>13</w:t>
       </w:r>
       <w:r>
         <w:rPr>
+          <w:rtl/>
+          <w:cs/>
           <w:lang w:val="he_IL" w:bidi="he_IL"/>
         </w:rPr>
         <w:t xml:space="preserve"> רְתֹ֧ם הַמֶּרְכָּבָ֛ה לָרֶ֖כֶשׁ יוֹשֶׁ֣בֶת לָכִ֑ישׁ רֵאשִׁ֨ית חַטָּ֥את הִיא֙ לְבַת־צִיּ֔וֹן כִּי־בָ֥ךְ נִמְצְא֖וּ פִּשְׁעֵ֥י יִשְׂרָאֵֽל׃</w:t>
@@ -513,18 +633,24 @@
       </w:pPr>
       <w:r>
         <w:rPr>
-          <w:lang w:val="he_IL" w:bidi="he_IL"/>
-        </w:rPr>
-      </w:r>
-      <w:r>
-        <w:rPr>
-          <w:vertAlign w:val="superscript"/>
+          <w:rtl/>
+          <w:cs/>
+          <w:lang w:val="he_IL" w:bidi="he_IL"/>
+        </w:rPr>
+      </w:r>
+      <w:r>
+        <w:rPr>
+          <w:vertAlign w:val="superscript"/>
+          <w:rtl/>
+          <w:cs/>
           <w:lang w:val="he_IL" w:bidi="he_IL"/>
         </w:rPr>
         <w:t>14</w:t>
       </w:r>
       <w:r>
         <w:rPr>
+          <w:rtl/>
+          <w:cs/>
           <w:lang w:val="he_IL" w:bidi="he_IL"/>
         </w:rPr>
         <w:t xml:space="preserve"> לָכֵן֙ תִּתְּנִ֣י שִׁלּוּחִ֔ים עַ֖ל מוֹרֶ֣שֶׁת גַּ֑ת בָּתֵּ֤י אַכְזִיב֙ לְאַכְזָ֔ב לְמַלְכֵ֖י יִשְׂרָאֵֽל׃</w:t>
@@ -536,18 +662,24 @@
       </w:pPr>
       <w:r>
         <w:rPr>
-          <w:lang w:val="he_IL" w:bidi="he_IL"/>
-        </w:rPr>
-      </w:r>
-      <w:r>
-        <w:rPr>
-          <w:vertAlign w:val="superscript"/>
+          <w:rtl/>
+          <w:cs/>
+          <w:lang w:val="he_IL" w:bidi="he_IL"/>
+        </w:rPr>
+      </w:r>
+      <w:r>
+        <w:rPr>
+          <w:vertAlign w:val="superscript"/>
+          <w:rtl/>
+          <w:cs/>
           <w:lang w:val="he_IL" w:bidi="he_IL"/>
         </w:rPr>
         <w:t>15</w:t>
       </w:r>
       <w:r>
         <w:rPr>
+          <w:rtl/>
+          <w:cs/>
           <w:lang w:val="he_IL" w:bidi="he_IL"/>
         </w:rPr>
         <w:t xml:space="preserve"> עֹ֗ד הַיֹּרֵשׁ֙ אָ֣בִי לָ֔ךְ יוֹשֶׁ֖בֶת מָֽרֵשָׁ֑ה עַד־עֲדֻּלָּ֥ם יָב֖וֹא כְּב֥וֹד יִשְׂרָאֵֽל׃</w:t>
@@ -559,18 +691,24 @@
       </w:pPr>
       <w:r>
         <w:rPr>
-          <w:lang w:val="he_IL" w:bidi="he_IL"/>
-        </w:rPr>
-      </w:r>
-      <w:r>
-        <w:rPr>
-          <w:vertAlign w:val="superscript"/>
+          <w:rtl/>
+          <w:cs/>
+          <w:lang w:val="he_IL" w:bidi="he_IL"/>
+        </w:rPr>
+      </w:r>
+      <w:r>
+        <w:rPr>
+          <w:vertAlign w:val="superscript"/>
+          <w:rtl/>
+          <w:cs/>
           <w:lang w:val="he_IL" w:bidi="he_IL"/>
         </w:rPr>
         <w:t>16</w:t>
       </w:r>
       <w:r>
         <w:rPr>
+          <w:rtl/>
+          <w:cs/>
           <w:lang w:val="he_IL" w:bidi="he_IL"/>
         </w:rPr>
         <w:t xml:space="preserve"> קָרְחִ֣י וָגֹ֔זִּי עַל־בְּנֵ֖י תַּעֲנוּגָ֑יִךְ הַרְחִ֤בִי קָרְחָתֵךְ֙ כַּנֶּ֔שֶׁר כִּ֥י גָל֖וּ מִמֵּֽךְ׃ ס</w:t>
@@ -583,34 +721,44 @@
       </w:pPr>
       <w:r>
         <w:rPr>
+          <w:rtl/>
+          <w:cs/>
           <w:lang w:val="he_IL" w:bidi="he_IL"/>
         </w:rPr>
         <w:t>Micah 2:1</w:t>
       </w:r>
       <w:r>
         <w:rPr>
-          <w:lang w:val="he_IL" w:bidi="he_IL"/>
-        </w:rPr>
-      </w:r>
-    </w:p>
-    <w:p>
-      <w:pPr>
-        <w:bidi/>
-      </w:pPr>
-      <w:r>
-        <w:rPr>
-          <w:lang w:val="he_IL" w:bidi="he_IL"/>
-        </w:rPr>
-      </w:r>
-      <w:r>
-        <w:rPr>
-          <w:vertAlign w:val="superscript"/>
+          <w:rtl/>
+          <w:cs/>
+          <w:lang w:val="he_IL" w:bidi="he_IL"/>
+        </w:rPr>
+      </w:r>
+    </w:p>
+    <w:p>
+      <w:pPr>
+        <w:bidi/>
+      </w:pPr>
+      <w:r>
+        <w:rPr>
+          <w:rtl/>
+          <w:cs/>
+          <w:lang w:val="he_IL" w:bidi="he_IL"/>
+        </w:rPr>
+      </w:r>
+      <w:r>
+        <w:rPr>
+          <w:vertAlign w:val="superscript"/>
+          <w:rtl/>
+          <w:cs/>
           <w:lang w:val="he_IL" w:bidi="he_IL"/>
         </w:rPr>
         <w:t>1</w:t>
       </w:r>
       <w:r>
         <w:rPr>
+          <w:rtl/>
+          <w:cs/>
           <w:lang w:val="he_IL" w:bidi="he_IL"/>
         </w:rPr>
         <w:t xml:space="preserve"> ה֧וֹי חֹֽשְׁבֵי־אָ֛וֶן וּפֹ֥עֲלֵי רָ֖ע עַל־מִשְׁכְּבוֹתָ֑ם בְּא֤וֹר הַבֹּ֙קֶר֙ יַעֲשׂ֔וּהָ כִּ֥י יֶשׁ־לְאֵ֖ל יָדָֽם׃</w:t>
@@ -622,18 +770,24 @@
       </w:pPr>
       <w:r>
         <w:rPr>
-          <w:lang w:val="he_IL" w:bidi="he_IL"/>
-        </w:rPr>
-      </w:r>
-      <w:r>
-        <w:rPr>
-          <w:vertAlign w:val="superscript"/>
+          <w:rtl/>
+          <w:cs/>
+          <w:lang w:val="he_IL" w:bidi="he_IL"/>
+        </w:rPr>
+      </w:r>
+      <w:r>
+        <w:rPr>
+          <w:vertAlign w:val="superscript"/>
+          <w:rtl/>
+          <w:cs/>
           <w:lang w:val="he_IL" w:bidi="he_IL"/>
         </w:rPr>
         <w:t>2</w:t>
       </w:r>
       <w:r>
         <w:rPr>
+          <w:rtl/>
+          <w:cs/>
           <w:lang w:val="he_IL" w:bidi="he_IL"/>
         </w:rPr>
         <w:t xml:space="preserve"> וְחָמְד֤וּ שָׂדוֹת֙ וְגָזָ֔לוּ וּבָתִּ֖ים וְנָשָׂ֑אוּ וְעָֽשְׁקוּ֙ גֶּ֣בֶר וּבֵית֔וֹ וְאִ֖ישׁ וְנַחֲלָתֽוֹ׃ פ</w:t>
@@ -645,18 +799,24 @@
       </w:pPr>
       <w:r>
         <w:rPr>
-          <w:lang w:val="he_IL" w:bidi="he_IL"/>
-        </w:rPr>
-      </w:r>
-      <w:r>
-        <w:rPr>
-          <w:vertAlign w:val="superscript"/>
+          <w:rtl/>
+          <w:cs/>
+          <w:lang w:val="he_IL" w:bidi="he_IL"/>
+        </w:rPr>
+      </w:r>
+      <w:r>
+        <w:rPr>
+          <w:vertAlign w:val="superscript"/>
+          <w:rtl/>
+          <w:cs/>
           <w:lang w:val="he_IL" w:bidi="he_IL"/>
         </w:rPr>
         <w:t>3</w:t>
       </w:r>
       <w:r>
         <w:rPr>
+          <w:rtl/>
+          <w:cs/>
           <w:lang w:val="he_IL" w:bidi="he_IL"/>
         </w:rPr>
         <w:t xml:space="preserve"> לָכֵ֗ן כֹּ֚ה אָמַ֣ר יְהוָ֔ה הִנְנִ֥י חֹשֵׁ֛ב עַל־הַמִּשְׁפָּחָ֥ה הַזֹּ֖את רָעָ֑ה אֲ֠שֶׁר לֹֽא־תָמִ֨ישׁוּ מִשָּׁ֜ם צַוְּארֹֽתֵיכֶ֗ם וְלֹ֤א תֵֽלְכוּ֙ רוֹמָ֔ה כִּ֛י עֵ֥ת רָעָ֖ה הִֽיא׃</w:t>
@@ -668,18 +828,24 @@
       </w:pPr>
       <w:r>
         <w:rPr>
-          <w:lang w:val="he_IL" w:bidi="he_IL"/>
-        </w:rPr>
-      </w:r>
-      <w:r>
-        <w:rPr>
-          <w:vertAlign w:val="superscript"/>
+          <w:rtl/>
+          <w:cs/>
+          <w:lang w:val="he_IL" w:bidi="he_IL"/>
+        </w:rPr>
+      </w:r>
+      <w:r>
+        <w:rPr>
+          <w:vertAlign w:val="superscript"/>
+          <w:rtl/>
+          <w:cs/>
           <w:lang w:val="he_IL" w:bidi="he_IL"/>
         </w:rPr>
         <w:t>4</w:t>
       </w:r>
       <w:r>
         <w:rPr>
+          <w:rtl/>
+          <w:cs/>
           <w:lang w:val="he_IL" w:bidi="he_IL"/>
         </w:rPr>
         <w:t xml:space="preserve"> בַּיּ֨וֹם הַה֜וּא יִשָּׂ֧א עֲלֵיכֶ֣ם מָשָׁ֗ל וְנָהָ֨ה נְהִ֤י נִֽהְיָה֙ אָמַר֙ שָׁד֣וֹד נְשַׁדֻּ֔נוּ חֵ֥לֶק עַמִּ֖י יָמִ֑יר אֵ֚יךְ יָמִ֣ישׁ לִ֔י לְשׁוֹבֵ֥ב שָׂדֵ֖ינוּ יְחַלֵּֽק׃</w:t>
@@ -691,18 +857,24 @@
       </w:pPr>
       <w:r>
         <w:rPr>
-          <w:lang w:val="he_IL" w:bidi="he_IL"/>
-        </w:rPr>
-      </w:r>
-      <w:r>
-        <w:rPr>
-          <w:vertAlign w:val="superscript"/>
+          <w:rtl/>
+          <w:cs/>
+          <w:lang w:val="he_IL" w:bidi="he_IL"/>
+        </w:rPr>
+      </w:r>
+      <w:r>
+        <w:rPr>
+          <w:vertAlign w:val="superscript"/>
+          <w:rtl/>
+          <w:cs/>
           <w:lang w:val="he_IL" w:bidi="he_IL"/>
         </w:rPr>
         <w:t>5</w:t>
       </w:r>
       <w:r>
         <w:rPr>
+          <w:rtl/>
+          <w:cs/>
           <w:lang w:val="he_IL" w:bidi="he_IL"/>
         </w:rPr>
         <w:t xml:space="preserve"> לָכֵן֙ לֹֽא־יִֽהְיֶ֣ה לְךָ֔ מַשְׁלִ֥יךְ חֶ֖בֶל בְּגוֹרָ֑ל בִּקְהַ֖ל יְהוָֽה׃</w:t>
@@ -714,18 +886,24 @@
       </w:pPr>
       <w:r>
         <w:rPr>
-          <w:lang w:val="he_IL" w:bidi="he_IL"/>
-        </w:rPr>
-      </w:r>
-      <w:r>
-        <w:rPr>
-          <w:vertAlign w:val="superscript"/>
+          <w:rtl/>
+          <w:cs/>
+          <w:lang w:val="he_IL" w:bidi="he_IL"/>
+        </w:rPr>
+      </w:r>
+      <w:r>
+        <w:rPr>
+          <w:vertAlign w:val="superscript"/>
+          <w:rtl/>
+          <w:cs/>
           <w:lang w:val="he_IL" w:bidi="he_IL"/>
         </w:rPr>
         <w:t>6</w:t>
       </w:r>
       <w:r>
         <w:rPr>
+          <w:rtl/>
+          <w:cs/>
           <w:lang w:val="he_IL" w:bidi="he_IL"/>
         </w:rPr>
         <w:t xml:space="preserve"> אַל־תַּטִּ֖פוּ יַטִּיפ֑וּן לֹֽא־יַטִּ֣פוּ לָאֵ֔לֶּה לֹ֥א יִסַּ֖ג כְּלִמּֽוֹת׃</w:t>
@@ -737,18 +915,24 @@
       </w:pPr>
       <w:r>
         <w:rPr>
-          <w:lang w:val="he_IL" w:bidi="he_IL"/>
-        </w:rPr>
-      </w:r>
-      <w:r>
-        <w:rPr>
-          <w:vertAlign w:val="superscript"/>
+          <w:rtl/>
+          <w:cs/>
+          <w:lang w:val="he_IL" w:bidi="he_IL"/>
+        </w:rPr>
+      </w:r>
+      <w:r>
+        <w:rPr>
+          <w:vertAlign w:val="superscript"/>
+          <w:rtl/>
+          <w:cs/>
           <w:lang w:val="he_IL" w:bidi="he_IL"/>
         </w:rPr>
         <w:t>7</w:t>
       </w:r>
       <w:r>
         <w:rPr>
+          <w:rtl/>
+          <w:cs/>
           <w:lang w:val="he_IL" w:bidi="he_IL"/>
         </w:rPr>
         <w:t xml:space="preserve"> הֶאָמ֣וּר בֵּֽית־יַעֲקֹ֗ב הֲקָצַר֙ ר֣וּחַ יְהוָ֔ה אִם־אֵ֖לֶּה מַעֲלָלָ֑יו הֲל֤וֹא דְבָרַ֨י יֵיטִ֔יבוּ עִ֖ם הַיָּשָׁ֥ר הוֹלֵֽךְ׃</w:t>
@@ -760,18 +944,24 @@
       </w:pPr>
       <w:r>
         <w:rPr>
-          <w:lang w:val="he_IL" w:bidi="he_IL"/>
-        </w:rPr>
-      </w:r>
-      <w:r>
-        <w:rPr>
-          <w:vertAlign w:val="superscript"/>
+          <w:rtl/>
+          <w:cs/>
+          <w:lang w:val="he_IL" w:bidi="he_IL"/>
+        </w:rPr>
+      </w:r>
+      <w:r>
+        <w:rPr>
+          <w:vertAlign w:val="superscript"/>
+          <w:rtl/>
+          <w:cs/>
           <w:lang w:val="he_IL" w:bidi="he_IL"/>
         </w:rPr>
         <w:t>8</w:t>
       </w:r>
       <w:r>
         <w:rPr>
+          <w:rtl/>
+          <w:cs/>
           <w:lang w:val="he_IL" w:bidi="he_IL"/>
         </w:rPr>
         <w:t xml:space="preserve"> וְאֶתְמ֗וּל עַמִּי֙ לְאוֹיֵ֣ב יְקוֹמֵ֔ם מִמּ֣וּל שַׂלְמָ֔ה אֶ֖דֶר תַּפְשִׁט֑וּן מֵעֹבְרִ֣ים בֶּ֔טַח שׁוּבֵ֖י מִלְחָמָֽה׃</w:t>
@@ -783,18 +973,24 @@
       </w:pPr>
       <w:r>
         <w:rPr>
-          <w:lang w:val="he_IL" w:bidi="he_IL"/>
-        </w:rPr>
-      </w:r>
-      <w:r>
-        <w:rPr>
-          <w:vertAlign w:val="superscript"/>
+          <w:rtl/>
+          <w:cs/>
+          <w:lang w:val="he_IL" w:bidi="he_IL"/>
+        </w:rPr>
+      </w:r>
+      <w:r>
+        <w:rPr>
+          <w:vertAlign w:val="superscript"/>
+          <w:rtl/>
+          <w:cs/>
           <w:lang w:val="he_IL" w:bidi="he_IL"/>
         </w:rPr>
         <w:t>9</w:t>
       </w:r>
       <w:r>
         <w:rPr>
+          <w:rtl/>
+          <w:cs/>
           <w:lang w:val="he_IL" w:bidi="he_IL"/>
         </w:rPr>
         <w:t xml:space="preserve"> נְשֵׁ֤י עַמִּי֙ תְּגָ֣רְשׁ֔וּן מִבֵּ֖ית תַּֽעֲנֻגֶ֑יהָ מֵעַל֙ עֹֽלָלֶ֔יהָ תִּקְח֥וּ הֲדָרִ֖י לְעוֹלָֽם׃</w:t>
@@ -806,18 +1002,24 @@
       </w:pPr>
       <w:r>
         <w:rPr>
-          <w:lang w:val="he_IL" w:bidi="he_IL"/>
-        </w:rPr>
-      </w:r>
-      <w:r>
-        <w:rPr>
-          <w:vertAlign w:val="superscript"/>
+          <w:rtl/>
+          <w:cs/>
+          <w:lang w:val="he_IL" w:bidi="he_IL"/>
+        </w:rPr>
+      </w:r>
+      <w:r>
+        <w:rPr>
+          <w:vertAlign w:val="superscript"/>
+          <w:rtl/>
+          <w:cs/>
           <w:lang w:val="he_IL" w:bidi="he_IL"/>
         </w:rPr>
         <w:t>10</w:t>
       </w:r>
       <w:r>
         <w:rPr>
+          <w:rtl/>
+          <w:cs/>
           <w:lang w:val="he_IL" w:bidi="he_IL"/>
         </w:rPr>
         <w:t xml:space="preserve"> ק֣וּמוּ וּלְכ֔וּ כִּ֥י לֹא־זֹ֖את הַמְּנוּחָ֑ה בַּעֲב֥וּר טָמְאָ֛ה תְּחַבֵּ֖ל וְחֶ֥בֶל נִמְרָֽץ׃</w:t>
@@ -829,18 +1031,24 @@
       </w:pPr>
       <w:r>
         <w:rPr>
-          <w:lang w:val="he_IL" w:bidi="he_IL"/>
-        </w:rPr>
-      </w:r>
-      <w:r>
-        <w:rPr>
-          <w:vertAlign w:val="superscript"/>
+          <w:rtl/>
+          <w:cs/>
+          <w:lang w:val="he_IL" w:bidi="he_IL"/>
+        </w:rPr>
+      </w:r>
+      <w:r>
+        <w:rPr>
+          <w:vertAlign w:val="superscript"/>
+          <w:rtl/>
+          <w:cs/>
           <w:lang w:val="he_IL" w:bidi="he_IL"/>
         </w:rPr>
         <w:t>11</w:t>
       </w:r>
       <w:r>
         <w:rPr>
+          <w:rtl/>
+          <w:cs/>
           <w:lang w:val="he_IL" w:bidi="he_IL"/>
         </w:rPr>
         <w:t xml:space="preserve"> לוּ־אִ֞ישׁ הֹלֵ֥ךְ ר֙וּחַ֙ וָשֶׁ֣קֶר כִּזֵּ֔ב אַטִּ֣ף לְךָ֔ לַיַּ֖יִן וְלַשֵּׁכָ֑ר וְהָיָ֥ה מַטִּ֖יף הָעָ֥ם הַזֶּֽה׃</w:t>
@@ -852,18 +1060,24 @@
       </w:pPr>
       <w:r>
         <w:rPr>
-          <w:lang w:val="he_IL" w:bidi="he_IL"/>
-        </w:rPr>
-      </w:r>
-      <w:r>
-        <w:rPr>
-          <w:vertAlign w:val="superscript"/>
+          <w:rtl/>
+          <w:cs/>
+          <w:lang w:val="he_IL" w:bidi="he_IL"/>
+        </w:rPr>
+      </w:r>
+      <w:r>
+        <w:rPr>
+          <w:vertAlign w:val="superscript"/>
+          <w:rtl/>
+          <w:cs/>
           <w:lang w:val="he_IL" w:bidi="he_IL"/>
         </w:rPr>
         <w:t>12</w:t>
       </w:r>
       <w:r>
         <w:rPr>
+          <w:rtl/>
+          <w:cs/>
           <w:lang w:val="he_IL" w:bidi="he_IL"/>
         </w:rPr>
         <w:t xml:space="preserve"> אָסֹ֨ף אֶאֱסֹ֜ף יַעֲקֹ֣ב כֻּלָּ֗ךְ קַבֵּ֤ץ אֲקַבֵּץ֙ שְׁאֵרִ֣ית יִשְׂרָאֵ֔ל יַ֥חַד אֲשִׂימֶ֖נּוּ כְּצֹ֣אן בָּצְרָ֑ה כְּעֵ֙דֶר֙ בְּת֣וֹךְ הַדָּֽבְר֔וֹ תְּהִימֶ֖נָה מֵאָדָֽם׃</w:t>
@@ -875,18 +1089,24 @@
       </w:pPr>
       <w:r>
         <w:rPr>
-          <w:lang w:val="he_IL" w:bidi="he_IL"/>
-        </w:rPr>
-      </w:r>
-      <w:r>
-        <w:rPr>
-          <w:vertAlign w:val="superscript"/>
+          <w:rtl/>
+          <w:cs/>
+          <w:lang w:val="he_IL" w:bidi="he_IL"/>
+        </w:rPr>
+      </w:r>
+      <w:r>
+        <w:rPr>
+          <w:vertAlign w:val="superscript"/>
+          <w:rtl/>
+          <w:cs/>
           <w:lang w:val="he_IL" w:bidi="he_IL"/>
         </w:rPr>
         <w:t>13</w:t>
       </w:r>
       <w:r>
         <w:rPr>
+          <w:rtl/>
+          <w:cs/>
           <w:lang w:val="he_IL" w:bidi="he_IL"/>
         </w:rPr>
         <w:t xml:space="preserve"> עָלָ֤ה הַפֹּרֵץ֙ לִפְנֵיהֶ֔ם פָּֽרְצוּ֙ וַֽיַּעֲבֹ֔רוּ שַׁ֖עַר וַיֵּ֣צְאוּ ב֑וֹ וַיַּעֲבֹ֤ר מַלְכָּם֙ לִפְנֵיהֶ֔ם וַיהוָ֖ה בְּרֹאשָֽׁם׃ פ</w:t>
@@ -899,34 +1119,44 @@
       </w:pPr>
       <w:r>
         <w:rPr>
+          <w:rtl/>
+          <w:cs/>
           <w:lang w:val="he_IL" w:bidi="he_IL"/>
         </w:rPr>
         <w:t>Micah 3:1</w:t>
       </w:r>
       <w:r>
         <w:rPr>
-          <w:lang w:val="he_IL" w:bidi="he_IL"/>
-        </w:rPr>
-      </w:r>
-    </w:p>
-    <w:p>
-      <w:pPr>
-        <w:bidi/>
-      </w:pPr>
-      <w:r>
-        <w:rPr>
-          <w:lang w:val="he_IL" w:bidi="he_IL"/>
-        </w:rPr>
-      </w:r>
-      <w:r>
-        <w:rPr>
-          <w:vertAlign w:val="superscript"/>
+          <w:rtl/>
+          <w:cs/>
+          <w:lang w:val="he_IL" w:bidi="he_IL"/>
+        </w:rPr>
+      </w:r>
+    </w:p>
+    <w:p>
+      <w:pPr>
+        <w:bidi/>
+      </w:pPr>
+      <w:r>
+        <w:rPr>
+          <w:rtl/>
+          <w:cs/>
+          <w:lang w:val="he_IL" w:bidi="he_IL"/>
+        </w:rPr>
+      </w:r>
+      <w:r>
+        <w:rPr>
+          <w:vertAlign w:val="superscript"/>
+          <w:rtl/>
+          <w:cs/>
           <w:lang w:val="he_IL" w:bidi="he_IL"/>
         </w:rPr>
         <w:t>1</w:t>
       </w:r>
       <w:r>
         <w:rPr>
+          <w:rtl/>
+          <w:cs/>
           <w:lang w:val="he_IL" w:bidi="he_IL"/>
         </w:rPr>
         <w:t xml:space="preserve"> וָאֹמַ֗ר שִׁמְעוּ־נָא֙ רָאשֵׁ֣י יַעֲקֹ֔ב וּקְצִינֵ֖י בֵּ֣ית יִשְׂרָאֵ֑ל הֲל֣וֹא לָכֶ֔ם לָדַ֖עַת אֶת־הַמִּשְׁפָּֽט ׃</w:t>
@@ -938,18 +1168,24 @@
       </w:pPr>
       <w:r>
         <w:rPr>
-          <w:lang w:val="he_IL" w:bidi="he_IL"/>
-        </w:rPr>
-      </w:r>
-      <w:r>
-        <w:rPr>
-          <w:vertAlign w:val="superscript"/>
+          <w:rtl/>
+          <w:cs/>
+          <w:lang w:val="he_IL" w:bidi="he_IL"/>
+        </w:rPr>
+      </w:r>
+      <w:r>
+        <w:rPr>
+          <w:vertAlign w:val="superscript"/>
+          <w:rtl/>
+          <w:cs/>
           <w:lang w:val="he_IL" w:bidi="he_IL"/>
         </w:rPr>
         <w:t>2</w:t>
       </w:r>
       <w:r>
         <w:rPr>
+          <w:rtl/>
+          <w:cs/>
           <w:lang w:val="he_IL" w:bidi="he_IL"/>
         </w:rPr>
         <w:t xml:space="preserve"> שֹׂ֥נְאֵי ט֖וֹב וְאֹ֣הֲבֵי רעה גֹּזְלֵ֤י עוֹרָם֙ מֵֽעֲלֵיהֶ֔ם וּשְׁאֵרָ֖ם מֵעַ֥ל עַצְמוֹתָֽם׃</w:t>
@@ -961,18 +1197,24 @@
       </w:pPr>
       <w:r>
         <w:rPr>
-          <w:lang w:val="he_IL" w:bidi="he_IL"/>
-        </w:rPr>
-      </w:r>
-      <w:r>
-        <w:rPr>
-          <w:vertAlign w:val="superscript"/>
+          <w:rtl/>
+          <w:cs/>
+          <w:lang w:val="he_IL" w:bidi="he_IL"/>
+        </w:rPr>
+      </w:r>
+      <w:r>
+        <w:rPr>
+          <w:vertAlign w:val="superscript"/>
+          <w:rtl/>
+          <w:cs/>
           <w:lang w:val="he_IL" w:bidi="he_IL"/>
         </w:rPr>
         <w:t>3</w:t>
       </w:r>
       <w:r>
         <w:rPr>
+          <w:rtl/>
+          <w:cs/>
           <w:lang w:val="he_IL" w:bidi="he_IL"/>
         </w:rPr>
         <w:t xml:space="preserve"> וַאֲשֶׁ֣ר אָכְלוּ֮ שְׁאֵ֣ר עַמִּי֒ וְעוֹרָם֙ מֵעֲלֵיהֶ֣ם הִפְשִׁ֔יטוּ וְאֶת־עַצְמֹֽתֵיהֶ֖ם פִּצֵּ֑חוּ וּפָרְשׂוּ֙ כַּאֲשֶׁ֣ר בַּסִּ֔יר וּכְבָשָׂ֖ר בְּת֥וֹךְ קַלָּֽחַת׃</w:t>
@@ -984,18 +1226,24 @@
       </w:pPr>
       <w:r>
         <w:rPr>
-          <w:lang w:val="he_IL" w:bidi="he_IL"/>
-        </w:rPr>
-      </w:r>
-      <w:r>
-        <w:rPr>
-          <w:vertAlign w:val="superscript"/>
+          <w:rtl/>
+          <w:cs/>
+          <w:lang w:val="he_IL" w:bidi="he_IL"/>
+        </w:rPr>
+      </w:r>
+      <w:r>
+        <w:rPr>
+          <w:vertAlign w:val="superscript"/>
+          <w:rtl/>
+          <w:cs/>
           <w:lang w:val="he_IL" w:bidi="he_IL"/>
         </w:rPr>
         <w:t>4</w:t>
       </w:r>
       <w:r>
         <w:rPr>
+          <w:rtl/>
+          <w:cs/>
           <w:lang w:val="he_IL" w:bidi="he_IL"/>
         </w:rPr>
         <w:t xml:space="preserve"> אָ֚ז יִזְעֲק֣וּ אֶל־יְהוָ֔ה וְלֹ֥א יַעֲנֶ֖ה אוֹתָ֑ם וְיַסְתֵּ֨ר פָּנָ֤יו מֵהֶם֙ בָּעֵ֣ת הַהִ֔יא כַּאֲשֶׁ֥ר הֵרֵ֖עוּ מַעַלְלֵיהֶֽם׃ פ</w:t>
@@ -1007,18 +1255,24 @@
       </w:pPr>
       <w:r>
         <w:rPr>
-          <w:lang w:val="he_IL" w:bidi="he_IL"/>
-        </w:rPr>
-      </w:r>
-      <w:r>
-        <w:rPr>
-          <w:vertAlign w:val="superscript"/>
+          <w:rtl/>
+          <w:cs/>
+          <w:lang w:val="he_IL" w:bidi="he_IL"/>
+        </w:rPr>
+      </w:r>
+      <w:r>
+        <w:rPr>
+          <w:vertAlign w:val="superscript"/>
+          <w:rtl/>
+          <w:cs/>
           <w:lang w:val="he_IL" w:bidi="he_IL"/>
         </w:rPr>
         <w:t>5</w:t>
       </w:r>
       <w:r>
         <w:rPr>
+          <w:rtl/>
+          <w:cs/>
           <w:lang w:val="he_IL" w:bidi="he_IL"/>
         </w:rPr>
         <w:t xml:space="preserve"> כֹּ֚ה אָמַ֣ר יְהוָ֔ה עַל־הַנְּבִיאִ֖ים הַמַּתְעִ֣ים אֶת־עַמִּ֑י הַנֹּשְׁכִ֤ים בְּשִׁנֵּיהֶם֙ וְקָרְא֣וּ שָׁל֔וֹם וַאֲשֶׁר֙ לֹא־יִתֵּ֣ן עַל־פִּיהֶ֔ם וְקִדְּשׁ֥וּ עָלָ֖יו מִלְחָמָֽה׃</w:t>
@@ -1030,18 +1284,24 @@
       </w:pPr>
       <w:r>
         <w:rPr>
-          <w:lang w:val="he_IL" w:bidi="he_IL"/>
-        </w:rPr>
-      </w:r>
-      <w:r>
-        <w:rPr>
-          <w:vertAlign w:val="superscript"/>
+          <w:rtl/>
+          <w:cs/>
+          <w:lang w:val="he_IL" w:bidi="he_IL"/>
+        </w:rPr>
+      </w:r>
+      <w:r>
+        <w:rPr>
+          <w:vertAlign w:val="superscript"/>
+          <w:rtl/>
+          <w:cs/>
           <w:lang w:val="he_IL" w:bidi="he_IL"/>
         </w:rPr>
         <w:t>6</w:t>
       </w:r>
       <w:r>
         <w:rPr>
+          <w:rtl/>
+          <w:cs/>
           <w:lang w:val="he_IL" w:bidi="he_IL"/>
         </w:rPr>
         <w:t xml:space="preserve"> לָכֵ֞ן לַ֤יְלָה לָכֶם֙ מֵֽחָז֔וֹן וְחָשְׁכָ֥ה לָכֶ֖ם מִקְּסֹ֑ם וּבָ֤אָה הַשֶּׁ֙מֶשׁ֙ עַל־הַנְּבִיאִ֔ים וְקָדַ֥ר עֲלֵיהֶ֖ם הַיּֽוֹם׃</w:t>
@@ -1053,18 +1313,24 @@
       </w:pPr>
       <w:r>
         <w:rPr>
-          <w:lang w:val="he_IL" w:bidi="he_IL"/>
-        </w:rPr>
-      </w:r>
-      <w:r>
-        <w:rPr>
-          <w:vertAlign w:val="superscript"/>
+          <w:rtl/>
+          <w:cs/>
+          <w:lang w:val="he_IL" w:bidi="he_IL"/>
+        </w:rPr>
+      </w:r>
+      <w:r>
+        <w:rPr>
+          <w:vertAlign w:val="superscript"/>
+          <w:rtl/>
+          <w:cs/>
           <w:lang w:val="he_IL" w:bidi="he_IL"/>
         </w:rPr>
         <w:t>7</w:t>
       </w:r>
       <w:r>
         <w:rPr>
+          <w:rtl/>
+          <w:cs/>
           <w:lang w:val="he_IL" w:bidi="he_IL"/>
         </w:rPr>
         <w:t xml:space="preserve"> וּבֹ֣שׁוּ הַחֹזִ֗ים וְחָֽפְרוּ֙ הַקֹּ֣סְמִ֔ים וְעָט֥וּ עַל־שָׂפָ֖ם כֻּלָּ֑ם כִּ֛י אֵ֥ין מַעֲנֵ֖ה אֱלֹהִֽים׃</w:t>
@@ -1076,18 +1342,24 @@
       </w:pPr>
       <w:r>
         <w:rPr>
-          <w:lang w:val="he_IL" w:bidi="he_IL"/>
-        </w:rPr>
-      </w:r>
-      <w:r>
-        <w:rPr>
-          <w:vertAlign w:val="superscript"/>
+          <w:rtl/>
+          <w:cs/>
+          <w:lang w:val="he_IL" w:bidi="he_IL"/>
+        </w:rPr>
+      </w:r>
+      <w:r>
+        <w:rPr>
+          <w:vertAlign w:val="superscript"/>
+          <w:rtl/>
+          <w:cs/>
           <w:lang w:val="he_IL" w:bidi="he_IL"/>
         </w:rPr>
         <w:t>8</w:t>
       </w:r>
       <w:r>
         <w:rPr>
+          <w:rtl/>
+          <w:cs/>
           <w:lang w:val="he_IL" w:bidi="he_IL"/>
         </w:rPr>
         <w:t xml:space="preserve"> וְאוּלָ֗ם אָנֹכִ֞י מָלֵ֤אתִי כֹ֙חַ֙ אֶת־ר֣וּחַ יְהוָ֔ה וּמִשְׁפָּ֖ט וּגְבוּרָ֑ה לְהַגִּ֤יד לְיַֽעֲקֹב֙ פִּשְׁע֔וֹ וּלְיִשְׂרָאֵ֖ל חַטָּאתֽוֹ׃ ס</w:t>
@@ -1099,18 +1371,24 @@
       </w:pPr>
       <w:r>
         <w:rPr>
-          <w:lang w:val="he_IL" w:bidi="he_IL"/>
-        </w:rPr>
-      </w:r>
-      <w:r>
-        <w:rPr>
-          <w:vertAlign w:val="superscript"/>
+          <w:rtl/>
+          <w:cs/>
+          <w:lang w:val="he_IL" w:bidi="he_IL"/>
+        </w:rPr>
+      </w:r>
+      <w:r>
+        <w:rPr>
+          <w:vertAlign w:val="superscript"/>
+          <w:rtl/>
+          <w:cs/>
           <w:lang w:val="he_IL" w:bidi="he_IL"/>
         </w:rPr>
         <w:t>9</w:t>
       </w:r>
       <w:r>
         <w:rPr>
+          <w:rtl/>
+          <w:cs/>
           <w:lang w:val="he_IL" w:bidi="he_IL"/>
         </w:rPr>
         <w:t xml:space="preserve"> שִׁמְעוּ־נָ֣א זֹ֗את רָאשֵׁי֙ בֵּ֣ית יַעֲקֹ֔ב וּקְצִינֵ֖י בֵּ֣ית יִשְׂרָאֵ֑ל הַֽמֲתַעֲבִ֣ים מִשְׁפָּ֔ט וְאֵ֥ת כָּל־הַיְשָׁרָ֖ה יְעַקֵּֽשׁוּ׃</w:t>
@@ -1122,18 +1400,24 @@
       </w:pPr>
       <w:r>
         <w:rPr>
-          <w:lang w:val="he_IL" w:bidi="he_IL"/>
-        </w:rPr>
-      </w:r>
-      <w:r>
-        <w:rPr>
-          <w:vertAlign w:val="superscript"/>
+          <w:rtl/>
+          <w:cs/>
+          <w:lang w:val="he_IL" w:bidi="he_IL"/>
+        </w:rPr>
+      </w:r>
+      <w:r>
+        <w:rPr>
+          <w:vertAlign w:val="superscript"/>
+          <w:rtl/>
+          <w:cs/>
           <w:lang w:val="he_IL" w:bidi="he_IL"/>
         </w:rPr>
         <w:t>10</w:t>
       </w:r>
       <w:r>
         <w:rPr>
+          <w:rtl/>
+          <w:cs/>
           <w:lang w:val="he_IL" w:bidi="he_IL"/>
         </w:rPr>
         <w:t xml:space="preserve"> בֹּנֶ֥ה צִיּ֖וֹן בְּדָמִ֑ים וִירוּשָׁלִַ֖ם בְּעַוְלָֽה׃</w:t>
@@ -1145,18 +1429,24 @@
       </w:pPr>
       <w:r>
         <w:rPr>
-          <w:lang w:val="he_IL" w:bidi="he_IL"/>
-        </w:rPr>
-      </w:r>
-      <w:r>
-        <w:rPr>
-          <w:vertAlign w:val="superscript"/>
+          <w:rtl/>
+          <w:cs/>
+          <w:lang w:val="he_IL" w:bidi="he_IL"/>
+        </w:rPr>
+      </w:r>
+      <w:r>
+        <w:rPr>
+          <w:vertAlign w:val="superscript"/>
+          <w:rtl/>
+          <w:cs/>
           <w:lang w:val="he_IL" w:bidi="he_IL"/>
         </w:rPr>
         <w:t>11</w:t>
       </w:r>
       <w:r>
         <w:rPr>
+          <w:rtl/>
+          <w:cs/>
           <w:lang w:val="he_IL" w:bidi="he_IL"/>
         </w:rPr>
         <w:t xml:space="preserve"> רָאשֶׁ֣יהָ ׀ בְּשֹׁ֣חַד יִשְׁפֹּ֗טוּ וְכֹהֲנֶ֙יהָ֙ בִּמְחִ֣יר יוֹר֔וּ וּנְבִיאֶ֖יהָ בְּכֶ֣סֶף יִקְסֹ֑מוּ וְעַל־יְהוָה֙ יִשָּׁעֵ֣נוּ לֵאמֹ֔ר הֲל֤וֹא יְהוָה֙ בְּקִרְבֵּ֔נוּ לֹֽא־תָב֥וֹא עָלֵ֖ינוּ רָעָֽה׃</w:t>
@@ -1168,18 +1458,24 @@
       </w:pPr>
       <w:r>
         <w:rPr>
-          <w:lang w:val="he_IL" w:bidi="he_IL"/>
-        </w:rPr>
-      </w:r>
-      <w:r>
-        <w:rPr>
-          <w:vertAlign w:val="superscript"/>
+          <w:rtl/>
+          <w:cs/>
+          <w:lang w:val="he_IL" w:bidi="he_IL"/>
+        </w:rPr>
+      </w:r>
+      <w:r>
+        <w:rPr>
+          <w:vertAlign w:val="superscript"/>
+          <w:rtl/>
+          <w:cs/>
           <w:lang w:val="he_IL" w:bidi="he_IL"/>
         </w:rPr>
         <w:t>12</w:t>
       </w:r>
       <w:r>
         <w:rPr>
+          <w:rtl/>
+          <w:cs/>
           <w:lang w:val="he_IL" w:bidi="he_IL"/>
         </w:rPr>
         <w:t xml:space="preserve"> לָכֵן֙ בִּגְלַלְכֶ֔ם צִיּ֖וֹן שָׂדֶ֣ה תֵֽחָרֵ֑שׁ וִירוּשָׁלִַ֙ם֙ עִיִּ֣ין תִּֽהְיֶ֔ה וְהַ֥ר הַבַּ֖יִת לְבָמ֥וֹת יָֽעַר׃ פ</w:t>
@@ -1192,34 +1488,44 @@
       </w:pPr>
       <w:r>
         <w:rPr>
+          <w:rtl/>
+          <w:cs/>
           <w:lang w:val="he_IL" w:bidi="he_IL"/>
         </w:rPr>
         <w:t>Micah 4:1</w:t>
       </w:r>
       <w:r>
         <w:rPr>
-          <w:lang w:val="he_IL" w:bidi="he_IL"/>
-        </w:rPr>
-      </w:r>
-    </w:p>
-    <w:p>
-      <w:pPr>
-        <w:bidi/>
-      </w:pPr>
-      <w:r>
-        <w:rPr>
-          <w:lang w:val="he_IL" w:bidi="he_IL"/>
-        </w:rPr>
-      </w:r>
-      <w:r>
-        <w:rPr>
-          <w:vertAlign w:val="superscript"/>
+          <w:rtl/>
+          <w:cs/>
+          <w:lang w:val="he_IL" w:bidi="he_IL"/>
+        </w:rPr>
+      </w:r>
+    </w:p>
+    <w:p>
+      <w:pPr>
+        <w:bidi/>
+      </w:pPr>
+      <w:r>
+        <w:rPr>
+          <w:rtl/>
+          <w:cs/>
+          <w:lang w:val="he_IL" w:bidi="he_IL"/>
+        </w:rPr>
+      </w:r>
+      <w:r>
+        <w:rPr>
+          <w:vertAlign w:val="superscript"/>
+          <w:rtl/>
+          <w:cs/>
           <w:lang w:val="he_IL" w:bidi="he_IL"/>
         </w:rPr>
         <w:t>1</w:t>
       </w:r>
       <w:r>
         <w:rPr>
+          <w:rtl/>
+          <w:cs/>
           <w:lang w:val="he_IL" w:bidi="he_IL"/>
         </w:rPr>
         <w:t xml:space="preserve"> וְהָיָ֣ה ׀ בְּאַחֲרִ֣ית הַיָּמִ֗ים יִ֠הְיֶה הַ֣ר בֵּית־יְהוָ֤ה נָכוֹן֙ בְּרֹ֣אשׁ הֶהָרִ֔ים וְנִשָּׂ֥א ה֖וּא מִגְּבָע֑וֹת וְנָהֲר֥וּ עָלָ֖יו עַמִּֽים׃</w:t>
@@ -1231,18 +1537,24 @@
       </w:pPr>
       <w:r>
         <w:rPr>
-          <w:lang w:val="he_IL" w:bidi="he_IL"/>
-        </w:rPr>
-      </w:r>
-      <w:r>
-        <w:rPr>
-          <w:vertAlign w:val="superscript"/>
+          <w:rtl/>
+          <w:cs/>
+          <w:lang w:val="he_IL" w:bidi="he_IL"/>
+        </w:rPr>
+      </w:r>
+      <w:r>
+        <w:rPr>
+          <w:vertAlign w:val="superscript"/>
+          <w:rtl/>
+          <w:cs/>
           <w:lang w:val="he_IL" w:bidi="he_IL"/>
         </w:rPr>
         <w:t>2</w:t>
       </w:r>
       <w:r>
         <w:rPr>
+          <w:rtl/>
+          <w:cs/>
           <w:lang w:val="he_IL" w:bidi="he_IL"/>
         </w:rPr>
         <w:t xml:space="preserve"> וְֽהָלְכ֞וּ גּוֹיִ֣ם רַבִּ֗ים וְאָֽמְרוּ֙ לְכ֣וּ ׀ וְנַעֲלֶ֣ה אֶל־הַר־יְהוָ֗ה וְאֶל־בֵּית֙ אֱלֹהֵ֣י יַעֲקֹ֔ב וְיוֹרֵ֙נוּ֙ מִדְּרָכָ֔יו וְנֵלְכָ֖ה בְּאֹֽרְחֹתָ֑יו כִּ֤י מִצִּיּוֹן֙ תֵּצֵ֣א תוֹרָ֔ה וּדְבַר־יְהוָ֖ה מִירוּשָׁלִָֽם׃</w:t>
@@ -1254,18 +1566,24 @@
       </w:pPr>
       <w:r>
         <w:rPr>
-          <w:lang w:val="he_IL" w:bidi="he_IL"/>
-        </w:rPr>
-      </w:r>
-      <w:r>
-        <w:rPr>
-          <w:vertAlign w:val="superscript"/>
+          <w:rtl/>
+          <w:cs/>
+          <w:lang w:val="he_IL" w:bidi="he_IL"/>
+        </w:rPr>
+      </w:r>
+      <w:r>
+        <w:rPr>
+          <w:vertAlign w:val="superscript"/>
+          <w:rtl/>
+          <w:cs/>
           <w:lang w:val="he_IL" w:bidi="he_IL"/>
         </w:rPr>
         <w:t>3</w:t>
       </w:r>
       <w:r>
         <w:rPr>
+          <w:rtl/>
+          <w:cs/>
           <w:lang w:val="he_IL" w:bidi="he_IL"/>
         </w:rPr>
         <w:t xml:space="preserve"> וְשָׁפַ֗ט בֵּ֚ין עַמִּ֣ים רַבִּ֔ים וְהוֹכִ֛יחַ לְגוֹיִ֥ם עֲצֻמִ֖ים עַד־רָח֑וֹק וְכִתְּת֨וּ חַרְבֹתֵיהֶ֜ם לְאִתִּ֗ים וַחֲנִיתֹֽתֵיהֶם֙ לְמַזְמֵר֔וֹת לֹֽא־יִשְׂא֞וּ גּ֤וֹי אֶל־גּוֹי֙ חֶ֔רֶב וְלֹא־יִלְמְד֥וּן ע֖וֹד מִלְחָמָֽה׃</w:t>
@@ -1277,18 +1595,24 @@
       </w:pPr>
       <w:r>
         <w:rPr>
-          <w:lang w:val="he_IL" w:bidi="he_IL"/>
-        </w:rPr>
-      </w:r>
-      <w:r>
-        <w:rPr>
-          <w:vertAlign w:val="superscript"/>
+          <w:rtl/>
+          <w:cs/>
+          <w:lang w:val="he_IL" w:bidi="he_IL"/>
+        </w:rPr>
+      </w:r>
+      <w:r>
+        <w:rPr>
+          <w:vertAlign w:val="superscript"/>
+          <w:rtl/>
+          <w:cs/>
           <w:lang w:val="he_IL" w:bidi="he_IL"/>
         </w:rPr>
         <w:t>4</w:t>
       </w:r>
       <w:r>
         <w:rPr>
+          <w:rtl/>
+          <w:cs/>
           <w:lang w:val="he_IL" w:bidi="he_IL"/>
         </w:rPr>
         <w:t xml:space="preserve"> וְיָשְׁב֗וּ אִ֣ישׁ תַּ֧חַת גַּפְנ֛וֹ וְתַ֥חַת תְּאֵנָת֖וֹ וְאֵ֣ין מַחֲרִ֑יד כִּי־פִ֛י יְהוָ֥ה צְבָא֖וֹת דִּבֵּֽר׃</w:t>
@@ -1300,18 +1624,24 @@
       </w:pPr>
       <w:r>
         <w:rPr>
-          <w:lang w:val="he_IL" w:bidi="he_IL"/>
-        </w:rPr>
-      </w:r>
-      <w:r>
-        <w:rPr>
-          <w:vertAlign w:val="superscript"/>
+          <w:rtl/>
+          <w:cs/>
+          <w:lang w:val="he_IL" w:bidi="he_IL"/>
+        </w:rPr>
+      </w:r>
+      <w:r>
+        <w:rPr>
+          <w:vertAlign w:val="superscript"/>
+          <w:rtl/>
+          <w:cs/>
           <w:lang w:val="he_IL" w:bidi="he_IL"/>
         </w:rPr>
         <w:t>5</w:t>
       </w:r>
       <w:r>
         <w:rPr>
+          <w:rtl/>
+          <w:cs/>
           <w:lang w:val="he_IL" w:bidi="he_IL"/>
         </w:rPr>
         <w:t xml:space="preserve"> כִּ֚י כָּל־הָ֣עַמִּ֔ים יֵלְכ֕וּ אִ֖ישׁ בְּשֵׁ֣ם אֱלֹהָ֑יו וַאֲנַ֗חְנוּ נֵלֵ֛ךְ בְּשֵׁם־יְהוָ֥ה אֱלֹהֵ֖ינוּ לְעוֹלָ֥ם וָעֶֽד׃ פ</w:t>
@@ -1323,18 +1653,24 @@
       </w:pPr>
       <w:r>
         <w:rPr>
-          <w:lang w:val="he_IL" w:bidi="he_IL"/>
-        </w:rPr>
-      </w:r>
-      <w:r>
-        <w:rPr>
-          <w:vertAlign w:val="superscript"/>
+          <w:rtl/>
+          <w:cs/>
+          <w:lang w:val="he_IL" w:bidi="he_IL"/>
+        </w:rPr>
+      </w:r>
+      <w:r>
+        <w:rPr>
+          <w:vertAlign w:val="superscript"/>
+          <w:rtl/>
+          <w:cs/>
           <w:lang w:val="he_IL" w:bidi="he_IL"/>
         </w:rPr>
         <w:t>6</w:t>
       </w:r>
       <w:r>
         <w:rPr>
+          <w:rtl/>
+          <w:cs/>
           <w:lang w:val="he_IL" w:bidi="he_IL"/>
         </w:rPr>
         <w:t xml:space="preserve"> בַּיּ֨וֹם הַה֜וּא נְאֻם־יְהוָ֗ה אֹֽסְפָה֙ הַצֹּ֣לֵעָ֔ה וְהַנִּדָּחָ֖ה אֲקַבֵּ֑צָה וַאֲשֶׁ֖ר הֲרֵעֹֽתִי׃</w:t>
@@ -1346,18 +1682,24 @@
       </w:pPr>
       <w:r>
         <w:rPr>
-          <w:lang w:val="he_IL" w:bidi="he_IL"/>
-        </w:rPr>
-      </w:r>
-      <w:r>
-        <w:rPr>
-          <w:vertAlign w:val="superscript"/>
+          <w:rtl/>
+          <w:cs/>
+          <w:lang w:val="he_IL" w:bidi="he_IL"/>
+        </w:rPr>
+      </w:r>
+      <w:r>
+        <w:rPr>
+          <w:vertAlign w:val="superscript"/>
+          <w:rtl/>
+          <w:cs/>
           <w:lang w:val="he_IL" w:bidi="he_IL"/>
         </w:rPr>
         <w:t>7</w:t>
       </w:r>
       <w:r>
         <w:rPr>
+          <w:rtl/>
+          <w:cs/>
           <w:lang w:val="he_IL" w:bidi="he_IL"/>
         </w:rPr>
         <w:t xml:space="preserve"> וְשַׂמְתִּ֤י אֶת־הַצֹּֽלֵעָה֙ לִשְׁאֵרִ֔ית וְהַנַּהֲלָאָ֖ה לְג֣וֹי עָצ֑וּם וּמָלַ֨ךְ יְהוָ֤ה עֲלֵיהֶם֙ בְּהַ֣ר צִיּ֔וֹן מֵעַתָּ֖ה וְעַד־עוֹלָֽם׃ פ</w:t>
@@ -1369,18 +1711,24 @@
       </w:pPr>
       <w:r>
         <w:rPr>
-          <w:lang w:val="he_IL" w:bidi="he_IL"/>
-        </w:rPr>
-      </w:r>
-      <w:r>
-        <w:rPr>
-          <w:vertAlign w:val="superscript"/>
+          <w:rtl/>
+          <w:cs/>
+          <w:lang w:val="he_IL" w:bidi="he_IL"/>
+        </w:rPr>
+      </w:r>
+      <w:r>
+        <w:rPr>
+          <w:vertAlign w:val="superscript"/>
+          <w:rtl/>
+          <w:cs/>
           <w:lang w:val="he_IL" w:bidi="he_IL"/>
         </w:rPr>
         <w:t>8</w:t>
       </w:r>
       <w:r>
         <w:rPr>
+          <w:rtl/>
+          <w:cs/>
           <w:lang w:val="he_IL" w:bidi="he_IL"/>
         </w:rPr>
         <w:t xml:space="preserve"> וְאַתָּ֣ה מִגְדַּל־עֵ֗דֶר עֹ֛פֶל בַּת־צִיּ֖וֹן עָדֶ֣יךָ תֵּאתֶ֑ה וּבָאָ֗ה הַמֶּמְשָׁלָה֙ הָרִ֣אשֹׁנָ֔ה מַמְלֶ֖כֶת לְבַ֥ת־יְרוּשָׁלִָֽם׃</w:t>
@@ -1392,18 +1740,24 @@
       </w:pPr>
       <w:r>
         <w:rPr>
-          <w:lang w:val="he_IL" w:bidi="he_IL"/>
-        </w:rPr>
-      </w:r>
-      <w:r>
-        <w:rPr>
-          <w:vertAlign w:val="superscript"/>
+          <w:rtl/>
+          <w:cs/>
+          <w:lang w:val="he_IL" w:bidi="he_IL"/>
+        </w:rPr>
+      </w:r>
+      <w:r>
+        <w:rPr>
+          <w:vertAlign w:val="superscript"/>
+          <w:rtl/>
+          <w:cs/>
           <w:lang w:val="he_IL" w:bidi="he_IL"/>
         </w:rPr>
         <w:t>9</w:t>
       </w:r>
       <w:r>
         <w:rPr>
+          <w:rtl/>
+          <w:cs/>
           <w:lang w:val="he_IL" w:bidi="he_IL"/>
         </w:rPr>
         <w:t xml:space="preserve"> עַתָּ֕ה לָ֥מָּה תָרִ֖יעִי רֵ֑עַ הֲמֶ֣לֶךְ אֵֽין־בָּ֗ךְ אִֽם־יוֹעֲצֵךְ֙ אָבָ֔ד כִּֽי־הֶחֱזִיקֵ֥ךְ חִ֖יל כַּיּוֹלֵדָֽה׃</w:t>
@@ -1415,18 +1769,24 @@
       </w:pPr>
       <w:r>
         <w:rPr>
-          <w:lang w:val="he_IL" w:bidi="he_IL"/>
-        </w:rPr>
-      </w:r>
-      <w:r>
-        <w:rPr>
-          <w:vertAlign w:val="superscript"/>
+          <w:rtl/>
+          <w:cs/>
+          <w:lang w:val="he_IL" w:bidi="he_IL"/>
+        </w:rPr>
+      </w:r>
+      <w:r>
+        <w:rPr>
+          <w:vertAlign w:val="superscript"/>
+          <w:rtl/>
+          <w:cs/>
           <w:lang w:val="he_IL" w:bidi="he_IL"/>
         </w:rPr>
         <w:t>10</w:t>
       </w:r>
       <w:r>
         <w:rPr>
+          <w:rtl/>
+          <w:cs/>
           <w:lang w:val="he_IL" w:bidi="he_IL"/>
         </w:rPr>
         <w:t xml:space="preserve"> ח֧וּלִי וָגֹ֛חִי בַּת־צִיּ֖וֹן כַּיּֽוֹלֵדָ֑ה כִּֽי־עַתָּה֩ תֵצְאִ֨י מִקִּרְיָ֜ה וְשָׁכַ֣נְתְּ בַּשָּׂדֶ֗ה וּבָ֤את עַד־בָּבֶל֙ שָׁ֣ם תִּנָּצֵ֔לִי שָׁ֚ם יִגְאָלֵ֣ךְ יְהוָ֔ה מִכַּ֖ף אֹיְבָֽיִךְ׃</w:t>
@@ -1438,18 +1798,24 @@
       </w:pPr>
       <w:r>
         <w:rPr>
-          <w:lang w:val="he_IL" w:bidi="he_IL"/>
-        </w:rPr>
-      </w:r>
-      <w:r>
-        <w:rPr>
-          <w:vertAlign w:val="superscript"/>
+          <w:rtl/>
+          <w:cs/>
+          <w:lang w:val="he_IL" w:bidi="he_IL"/>
+        </w:rPr>
+      </w:r>
+      <w:r>
+        <w:rPr>
+          <w:vertAlign w:val="superscript"/>
+          <w:rtl/>
+          <w:cs/>
           <w:lang w:val="he_IL" w:bidi="he_IL"/>
         </w:rPr>
         <w:t>11</w:t>
       </w:r>
       <w:r>
         <w:rPr>
+          <w:rtl/>
+          <w:cs/>
           <w:lang w:val="he_IL" w:bidi="he_IL"/>
         </w:rPr>
         <w:t xml:space="preserve"> וְעַתָּ֛ה נֶאֶסְפ֥וּ עָלַ֖יִךְ גּוֹיִ֣ם רַבִּ֑ים הָאֹמְרִ֣ים תֶּחֱנָ֔ף וְתַ֥חַז בְּצִיּ֖וֹן עֵינֵֽינוּ׃</w:t>
@@ -1461,18 +1827,24 @@
       </w:pPr>
       <w:r>
         <w:rPr>
-          <w:lang w:val="he_IL" w:bidi="he_IL"/>
-        </w:rPr>
-      </w:r>
-      <w:r>
-        <w:rPr>
-          <w:vertAlign w:val="superscript"/>
+          <w:rtl/>
+          <w:cs/>
+          <w:lang w:val="he_IL" w:bidi="he_IL"/>
+        </w:rPr>
+      </w:r>
+      <w:r>
+        <w:rPr>
+          <w:vertAlign w:val="superscript"/>
+          <w:rtl/>
+          <w:cs/>
           <w:lang w:val="he_IL" w:bidi="he_IL"/>
         </w:rPr>
         <w:t>12</w:t>
       </w:r>
       <w:r>
         <w:rPr>
+          <w:rtl/>
+          <w:cs/>
           <w:lang w:val="he_IL" w:bidi="he_IL"/>
         </w:rPr>
         <w:t xml:space="preserve"> וְהֵ֗מָּה לֹ֤א יָֽדְעוּ֙ מַחְשְׁב֣וֹת יְהוָ֔ה וְלֹ֥א הֵבִ֖ינוּ עֲצָת֑וֹ כִּ֥י קִבְּצָ֖ם כֶּעָמִ֥יר גֹּֽרְנָה׃</w:t>
@@ -1484,18 +1856,24 @@
       </w:pPr>
       <w:r>
         <w:rPr>
-          <w:lang w:val="he_IL" w:bidi="he_IL"/>
-        </w:rPr>
-      </w:r>
-      <w:r>
-        <w:rPr>
-          <w:vertAlign w:val="superscript"/>
+          <w:rtl/>
+          <w:cs/>
+          <w:lang w:val="he_IL" w:bidi="he_IL"/>
+        </w:rPr>
+      </w:r>
+      <w:r>
+        <w:rPr>
+          <w:vertAlign w:val="superscript"/>
+          <w:rtl/>
+          <w:cs/>
           <w:lang w:val="he_IL" w:bidi="he_IL"/>
         </w:rPr>
         <w:t>13</w:t>
       </w:r>
       <w:r>
         <w:rPr>
+          <w:rtl/>
+          <w:cs/>
           <w:lang w:val="he_IL" w:bidi="he_IL"/>
         </w:rPr>
         <w:t xml:space="preserve"> ק֧וּמִי וָד֣וֹשִׁי בַת־צִיּ֗וֹן כִּֽי־קַרְנֵ֞ךְ אָשִׂ֤ים בַּרְזֶל֙ וּפַרְסֹתַ֙יִךְ֙ אָשִׂ֣ים נְחוּשָׁ֔ה וַהֲדִקּ֖וֹת עַמִּ֣ים רַבִּ֑ים וְהַחֲרַמְתִּ֤י לַֽיהוָה֙ בִּצְעָ֔ם וְחֵילָ֖ם לַאֲד֥וֹן כָּל־הָאָֽרֶץ׃</w:t>
@@ -1507,18 +1885,24 @@
       </w:pPr>
       <w:r>
         <w:rPr>
-          <w:lang w:val="he_IL" w:bidi="he_IL"/>
-        </w:rPr>
-      </w:r>
-      <w:r>
-        <w:rPr>
-          <w:vertAlign w:val="superscript"/>
+          <w:rtl/>
+          <w:cs/>
+          <w:lang w:val="he_IL" w:bidi="he_IL"/>
+        </w:rPr>
+      </w:r>
+      <w:r>
+        <w:rPr>
+          <w:vertAlign w:val="superscript"/>
+          <w:rtl/>
+          <w:cs/>
           <w:lang w:val="he_IL" w:bidi="he_IL"/>
         </w:rPr>
         <w:t>14</w:t>
       </w:r>
       <w:r>
         <w:rPr>
+          <w:rtl/>
+          <w:cs/>
           <w:lang w:val="he_IL" w:bidi="he_IL"/>
         </w:rPr>
         <w:t xml:space="preserve"> עַתָּה֙ תִּתְגֹּדְדִ֣י בַת־גְּד֔וּד מָצ֖וֹר שָׂ֣ם עָלֵ֑ינוּ בַּשֵּׁ֙בֶט֙ יַכּ֣וּ עַֽל־הַלְּחִ֔י אֵ֖ת שֹׁפֵ֥ט יִשְׂרָאֵֽל׃ ס</w:t>
@@ -1531,34 +1915,44 @@
       </w:pPr>
       <w:r>
         <w:rPr>
+          <w:rtl/>
+          <w:cs/>
           <w:lang w:val="he_IL" w:bidi="he_IL"/>
         </w:rPr>
         <w:t>Micah 5:1</w:t>
       </w:r>
       <w:r>
         <w:rPr>
-          <w:lang w:val="he_IL" w:bidi="he_IL"/>
-        </w:rPr>
-      </w:r>
-    </w:p>
-    <w:p>
-      <w:pPr>
-        <w:bidi/>
-      </w:pPr>
-      <w:r>
-        <w:rPr>
-          <w:lang w:val="he_IL" w:bidi="he_IL"/>
-        </w:rPr>
-      </w:r>
-      <w:r>
-        <w:rPr>
-          <w:vertAlign w:val="superscript"/>
+          <w:rtl/>
+          <w:cs/>
+          <w:lang w:val="he_IL" w:bidi="he_IL"/>
+        </w:rPr>
+      </w:r>
+    </w:p>
+    <w:p>
+      <w:pPr>
+        <w:bidi/>
+      </w:pPr>
+      <w:r>
+        <w:rPr>
+          <w:rtl/>
+          <w:cs/>
+          <w:lang w:val="he_IL" w:bidi="he_IL"/>
+        </w:rPr>
+      </w:r>
+      <w:r>
+        <w:rPr>
+          <w:vertAlign w:val="superscript"/>
+          <w:rtl/>
+          <w:cs/>
           <w:lang w:val="he_IL" w:bidi="he_IL"/>
         </w:rPr>
         <w:t>1</w:t>
       </w:r>
       <w:r>
         <w:rPr>
+          <w:rtl/>
+          <w:cs/>
           <w:lang w:val="he_IL" w:bidi="he_IL"/>
         </w:rPr>
         <w:t xml:space="preserve"> וְאַתָּ֞ה בֵּֽית־לֶ֣חֶם אֶפְרָ֗תָה צָעִיר֙ לִֽהְיוֹת֙ בְּאַלְפֵ֣י יְהוּדָ֔ה מִמְּךָ֙ לִ֣י יֵצֵ֔א לִֽהְי֥וֹת מוֹשֵׁ֖ל בְּיִשְׂרָאֵ֑ל וּמוֹצָאֹתָ֥יו מִקֶּ֖דֶם מִימֵ֥י עוֹלָֽם׃</w:t>
@@ -1570,18 +1964,24 @@
       </w:pPr>
       <w:r>
         <w:rPr>
-          <w:lang w:val="he_IL" w:bidi="he_IL"/>
-        </w:rPr>
-      </w:r>
-      <w:r>
-        <w:rPr>
-          <w:vertAlign w:val="superscript"/>
+          <w:rtl/>
+          <w:cs/>
+          <w:lang w:val="he_IL" w:bidi="he_IL"/>
+        </w:rPr>
+      </w:r>
+      <w:r>
+        <w:rPr>
+          <w:vertAlign w:val="superscript"/>
+          <w:rtl/>
+          <w:cs/>
           <w:lang w:val="he_IL" w:bidi="he_IL"/>
         </w:rPr>
         <w:t>2</w:t>
       </w:r>
       <w:r>
         <w:rPr>
+          <w:rtl/>
+          <w:cs/>
           <w:lang w:val="he_IL" w:bidi="he_IL"/>
         </w:rPr>
         <w:t xml:space="preserve"> לָכֵ֣ן יִתְּנֵ֔ם עַד־עֵ֥ת יוֹלֵדָ֖ה יָלָ֑דָה וְיֶ֣תֶר אֶחָ֔יו יְשׁוּב֖וּן עַל־בְּנֵ֥י יִשְׂרָאֵֽל׃</w:t>
@@ -1593,18 +1993,24 @@
       </w:pPr>
       <w:r>
         <w:rPr>
-          <w:lang w:val="he_IL" w:bidi="he_IL"/>
-        </w:rPr>
-      </w:r>
-      <w:r>
-        <w:rPr>
-          <w:vertAlign w:val="superscript"/>
+          <w:rtl/>
+          <w:cs/>
+          <w:lang w:val="he_IL" w:bidi="he_IL"/>
+        </w:rPr>
+      </w:r>
+      <w:r>
+        <w:rPr>
+          <w:vertAlign w:val="superscript"/>
+          <w:rtl/>
+          <w:cs/>
           <w:lang w:val="he_IL" w:bidi="he_IL"/>
         </w:rPr>
         <w:t>3</w:t>
       </w:r>
       <w:r>
         <w:rPr>
+          <w:rtl/>
+          <w:cs/>
           <w:lang w:val="he_IL" w:bidi="he_IL"/>
         </w:rPr>
         <w:t xml:space="preserve"> וְעָמַ֗ד וְרָעָה֙ בְּעֹ֣ז יְהוָ֔ה בִּגְא֕וֹן שֵׁ֖ם יְהוָ֣ה אֱלֹהָ֑יו וְיָשָׁ֕בוּ כִּֽי־עַתָּ֥ה יִגְדַּ֖ל עַד־אַפְסֵי־אָֽרֶץ׃</w:t>
@@ -1616,18 +2022,24 @@
       </w:pPr>
       <w:r>
         <w:rPr>
-          <w:lang w:val="he_IL" w:bidi="he_IL"/>
-        </w:rPr>
-      </w:r>
-      <w:r>
-        <w:rPr>
-          <w:vertAlign w:val="superscript"/>
+          <w:rtl/>
+          <w:cs/>
+          <w:lang w:val="he_IL" w:bidi="he_IL"/>
+        </w:rPr>
+      </w:r>
+      <w:r>
+        <w:rPr>
+          <w:vertAlign w:val="superscript"/>
+          <w:rtl/>
+          <w:cs/>
           <w:lang w:val="he_IL" w:bidi="he_IL"/>
         </w:rPr>
         <w:t>4</w:t>
       </w:r>
       <w:r>
         <w:rPr>
+          <w:rtl/>
+          <w:cs/>
           <w:lang w:val="he_IL" w:bidi="he_IL"/>
         </w:rPr>
         <w:t xml:space="preserve"> וְהָיָ֥ה זֶ֖ה שָׁל֑וֹם אַשּׁ֣וּר ׀ כִּֽי־יָב֣וֹא בְאַרְצֵ֗נוּ וְכִ֤י יִדְרֹךְ֙ בְּאַרְמְנֹתֵ֔ינוּ וַהֲקֵמֹ֤נוּ עָלָיו֙ שִׁבְעָ֣ה רֹעִ֔ים וּשְׁמֹנָ֖ה נְסִיכֵ֥י אָדָֽם׃</w:t>
@@ -1639,18 +2051,24 @@
       </w:pPr>
       <w:r>
         <w:rPr>
-          <w:lang w:val="he_IL" w:bidi="he_IL"/>
-        </w:rPr>
-      </w:r>
-      <w:r>
-        <w:rPr>
-          <w:vertAlign w:val="superscript"/>
+          <w:rtl/>
+          <w:cs/>
+          <w:lang w:val="he_IL" w:bidi="he_IL"/>
+        </w:rPr>
+      </w:r>
+      <w:r>
+        <w:rPr>
+          <w:vertAlign w:val="superscript"/>
+          <w:rtl/>
+          <w:cs/>
           <w:lang w:val="he_IL" w:bidi="he_IL"/>
         </w:rPr>
         <w:t>5</w:t>
       </w:r>
       <w:r>
         <w:rPr>
+          <w:rtl/>
+          <w:cs/>
           <w:lang w:val="he_IL" w:bidi="he_IL"/>
         </w:rPr>
         <w:t xml:space="preserve"> וְרָע֞וּ אֶת־אֶ֤רֶץ אַשּׁוּר֙ בַּחֶ֔רֶב וְאֶת־אֶ֥רֶץ נִמְרֹ֖ד בִּפְתָחֶ֑יהָ וְהִצִּיל֙ מֵֽאַשּׁ֔וּר כִּֽי־יָב֣וֹא בְאַרְצֵ֔נוּ וְכִ֥י יִדְרֹ֖ךְ בִּגְבוּלֵֽנוּ׃ ס</w:t>
@@ -1662,18 +2080,24 @@
       </w:pPr>
       <w:r>
         <w:rPr>
-          <w:lang w:val="he_IL" w:bidi="he_IL"/>
-        </w:rPr>
-      </w:r>
-      <w:r>
-        <w:rPr>
-          <w:vertAlign w:val="superscript"/>
+          <w:rtl/>
+          <w:cs/>
+          <w:lang w:val="he_IL" w:bidi="he_IL"/>
+        </w:rPr>
+      </w:r>
+      <w:r>
+        <w:rPr>
+          <w:vertAlign w:val="superscript"/>
+          <w:rtl/>
+          <w:cs/>
           <w:lang w:val="he_IL" w:bidi="he_IL"/>
         </w:rPr>
         <w:t>6</w:t>
       </w:r>
       <w:r>
         <w:rPr>
+          <w:rtl/>
+          <w:cs/>
           <w:lang w:val="he_IL" w:bidi="he_IL"/>
         </w:rPr>
         <w:t xml:space="preserve"> וְהָיָ֣ה ׀ שְׁאֵרִ֣ית יַעֲקֹ֗ב בְּקֶ֙רֶב֙ עַמִּ֣ים רַבִּ֔ים כְּטַל֙ מֵאֵ֣ת יְהוָ֔ה כִּרְבִיבִ֖ים עֲלֵי־עֵ֑שֶׂב אֲשֶׁ֤ר לֹֽא־יְקַוֶּה֙ לְאִ֔ישׁ וְלֹ֥א יְיַחֵ֖ל לִבְנֵ֥י אָדָֽם׃</w:t>
@@ -1685,18 +2109,24 @@
       </w:pPr>
       <w:r>
         <w:rPr>
-          <w:lang w:val="he_IL" w:bidi="he_IL"/>
-        </w:rPr>
-      </w:r>
-      <w:r>
-        <w:rPr>
-          <w:vertAlign w:val="superscript"/>
+          <w:rtl/>
+          <w:cs/>
+          <w:lang w:val="he_IL" w:bidi="he_IL"/>
+        </w:rPr>
+      </w:r>
+      <w:r>
+        <w:rPr>
+          <w:vertAlign w:val="superscript"/>
+          <w:rtl/>
+          <w:cs/>
           <w:lang w:val="he_IL" w:bidi="he_IL"/>
         </w:rPr>
         <w:t>7</w:t>
       </w:r>
       <w:r>
         <w:rPr>
+          <w:rtl/>
+          <w:cs/>
           <w:lang w:val="he_IL" w:bidi="he_IL"/>
         </w:rPr>
         <w:t xml:space="preserve"> וְהָיָה֩ שְׁאֵרִ֨ית יַעֲקֹ֜ב בַּגּוֹיִ֗ם בְּקֶ֙רֶב֙ עַמִּ֣ים רַבִּ֔ים כְּאַרְיֵה֙ בְּבַהֲמ֣וֹת יַ֔עַר כִּכְפִ֖יר בְּעֶדְרֵי צֹ֑אן אֲשֶׁ֧ר אִם עָבַ֛ר וְרָמַ֥ס וְטָרַ֖ף וְאֵ֥ין מַצִּֽיל׃</w:t>
@@ -1708,18 +2138,24 @@
       </w:pPr>
       <w:r>
         <w:rPr>
-          <w:lang w:val="he_IL" w:bidi="he_IL"/>
-        </w:rPr>
-      </w:r>
-      <w:r>
-        <w:rPr>
-          <w:vertAlign w:val="superscript"/>
+          <w:rtl/>
+          <w:cs/>
+          <w:lang w:val="he_IL" w:bidi="he_IL"/>
+        </w:rPr>
+      </w:r>
+      <w:r>
+        <w:rPr>
+          <w:vertAlign w:val="superscript"/>
+          <w:rtl/>
+          <w:cs/>
           <w:lang w:val="he_IL" w:bidi="he_IL"/>
         </w:rPr>
         <w:t>8</w:t>
       </w:r>
       <w:r>
         <w:rPr>
+          <w:rtl/>
+          <w:cs/>
           <w:lang w:val="he_IL" w:bidi="he_IL"/>
         </w:rPr>
         <w:t xml:space="preserve"> תָּרֹ֥ם יָדְךָ֖ עַל־צָרֶ֑יךָ וְכָל־אֹיְבֶ֖יךָ יִכָּרֵֽתוּ׃ פ</w:t>
@@ -1731,18 +2167,24 @@
       </w:pPr>
       <w:r>
         <w:rPr>
-          <w:lang w:val="he_IL" w:bidi="he_IL"/>
-        </w:rPr>
-      </w:r>
-      <w:r>
-        <w:rPr>
-          <w:vertAlign w:val="superscript"/>
+          <w:rtl/>
+          <w:cs/>
+          <w:lang w:val="he_IL" w:bidi="he_IL"/>
+        </w:rPr>
+      </w:r>
+      <w:r>
+        <w:rPr>
+          <w:vertAlign w:val="superscript"/>
+          <w:rtl/>
+          <w:cs/>
           <w:lang w:val="he_IL" w:bidi="he_IL"/>
         </w:rPr>
         <w:t>9</w:t>
       </w:r>
       <w:r>
         <w:rPr>
+          <w:rtl/>
+          <w:cs/>
           <w:lang w:val="he_IL" w:bidi="he_IL"/>
         </w:rPr>
         <w:t xml:space="preserve"> וְהָיָ֤ה בַיּוֹם־הַהוּא֙ נְאֻם־יְהוָ֔ה וְהִכְרַתִּ֥י סוּסֶ֖יךָ מִקִּרְבֶּ֑ךָ וְהַאֲבַדְתִּ֖י מַרְכְּבֹתֶֽיךָ׃</w:t>
@@ -1754,18 +2196,24 @@
       </w:pPr>
       <w:r>
         <w:rPr>
-          <w:lang w:val="he_IL" w:bidi="he_IL"/>
-        </w:rPr>
-      </w:r>
-      <w:r>
-        <w:rPr>
-          <w:vertAlign w:val="superscript"/>
+          <w:rtl/>
+          <w:cs/>
+          <w:lang w:val="he_IL" w:bidi="he_IL"/>
+        </w:rPr>
+      </w:r>
+      <w:r>
+        <w:rPr>
+          <w:vertAlign w:val="superscript"/>
+          <w:rtl/>
+          <w:cs/>
           <w:lang w:val="he_IL" w:bidi="he_IL"/>
         </w:rPr>
         <w:t>10</w:t>
       </w:r>
       <w:r>
         <w:rPr>
+          <w:rtl/>
+          <w:cs/>
           <w:lang w:val="he_IL" w:bidi="he_IL"/>
         </w:rPr>
         <w:t xml:space="preserve"> וְהִכְרַתִּ֖י עָרֵ֣י אַרְצֶ֑ךָ וְהָרַסְתִּ֖י כָּל־מִבְצָרֶֽיךָ׃</w:t>
@@ -1777,18 +2225,24 @@
       </w:pPr>
       <w:r>
         <w:rPr>
-          <w:lang w:val="he_IL" w:bidi="he_IL"/>
-        </w:rPr>
-      </w:r>
-      <w:r>
-        <w:rPr>
-          <w:vertAlign w:val="superscript"/>
+          <w:rtl/>
+          <w:cs/>
+          <w:lang w:val="he_IL" w:bidi="he_IL"/>
+        </w:rPr>
+      </w:r>
+      <w:r>
+        <w:rPr>
+          <w:vertAlign w:val="superscript"/>
+          <w:rtl/>
+          <w:cs/>
           <w:lang w:val="he_IL" w:bidi="he_IL"/>
         </w:rPr>
         <w:t>11</w:t>
       </w:r>
       <w:r>
         <w:rPr>
+          <w:rtl/>
+          <w:cs/>
           <w:lang w:val="he_IL" w:bidi="he_IL"/>
         </w:rPr>
         <w:t xml:space="preserve"> וְהִכְרַתִּ֥י כְשָׁפִ֖ים מִיָּדֶ֑ךָ וּֽמְעוֹנְנִ֖ים לֹ֥א יִֽהְיוּ־לָֽךְ׃</w:t>
@@ -1800,18 +2254,24 @@
       </w:pPr>
       <w:r>
         <w:rPr>
-          <w:lang w:val="he_IL" w:bidi="he_IL"/>
-        </w:rPr>
-      </w:r>
-      <w:r>
-        <w:rPr>
-          <w:vertAlign w:val="superscript"/>
+          <w:rtl/>
+          <w:cs/>
+          <w:lang w:val="he_IL" w:bidi="he_IL"/>
+        </w:rPr>
+      </w:r>
+      <w:r>
+        <w:rPr>
+          <w:vertAlign w:val="superscript"/>
+          <w:rtl/>
+          <w:cs/>
           <w:lang w:val="he_IL" w:bidi="he_IL"/>
         </w:rPr>
         <w:t>12</w:t>
       </w:r>
       <w:r>
         <w:rPr>
+          <w:rtl/>
+          <w:cs/>
           <w:lang w:val="he_IL" w:bidi="he_IL"/>
         </w:rPr>
         <w:t xml:space="preserve"> וְהִכְרַתִּ֧י פְסִילֶ֛יךָ וּמַצֵּבוֹתֶ֖יךָ מִקִּרְבֶּ֑ךָ וְלֹֽא־תִשְׁתַּחֲוֶ֥ה ע֖וֹד לְמַעֲשֵׂ֥ה יָדֶֽיךָ׃</w:t>
@@ -1823,18 +2283,24 @@
       </w:pPr>
       <w:r>
         <w:rPr>
-          <w:lang w:val="he_IL" w:bidi="he_IL"/>
-        </w:rPr>
-      </w:r>
-      <w:r>
-        <w:rPr>
-          <w:vertAlign w:val="superscript"/>
+          <w:rtl/>
+          <w:cs/>
+          <w:lang w:val="he_IL" w:bidi="he_IL"/>
+        </w:rPr>
+      </w:r>
+      <w:r>
+        <w:rPr>
+          <w:vertAlign w:val="superscript"/>
+          <w:rtl/>
+          <w:cs/>
           <w:lang w:val="he_IL" w:bidi="he_IL"/>
         </w:rPr>
         <w:t>13</w:t>
       </w:r>
       <w:r>
         <w:rPr>
+          <w:rtl/>
+          <w:cs/>
           <w:lang w:val="he_IL" w:bidi="he_IL"/>
         </w:rPr>
         <w:t xml:space="preserve"> וְנָתַשְׁתִּ֥י אֲשֵׁירֶ֖יךָ מִקִּרְבֶּ֑ךָ וְהִשְׁמַדְתִּ֖י עָרֶֽיךָ׃</w:t>
@@ -1846,18 +2312,24 @@
       </w:pPr>
       <w:r>
         <w:rPr>
-          <w:lang w:val="he_IL" w:bidi="he_IL"/>
-        </w:rPr>
-      </w:r>
-      <w:r>
-        <w:rPr>
-          <w:vertAlign w:val="superscript"/>
+          <w:rtl/>
+          <w:cs/>
+          <w:lang w:val="he_IL" w:bidi="he_IL"/>
+        </w:rPr>
+      </w:r>
+      <w:r>
+        <w:rPr>
+          <w:vertAlign w:val="superscript"/>
+          <w:rtl/>
+          <w:cs/>
           <w:lang w:val="he_IL" w:bidi="he_IL"/>
         </w:rPr>
         <w:t>14</w:t>
       </w:r>
       <w:r>
         <w:rPr>
+          <w:rtl/>
+          <w:cs/>
           <w:lang w:val="he_IL" w:bidi="he_IL"/>
         </w:rPr>
         <w:t xml:space="preserve"> וְעָשִׂ֜יתִי בְּאַ֧ף וּבְחֵמָ֛ה נָקָ֖ם אֶת־הַגּוֹיִ֑ם אֲשֶׁ֖ר לֹ֥א שָׁמֵֽעוּ׃ ס</w:t>
@@ -1870,34 +2342,44 @@
       </w:pPr>
       <w:r>
         <w:rPr>
+          <w:rtl/>
+          <w:cs/>
           <w:lang w:val="he_IL" w:bidi="he_IL"/>
         </w:rPr>
         <w:t>Micah 6:1</w:t>
       </w:r>
       <w:r>
         <w:rPr>
-          <w:lang w:val="he_IL" w:bidi="he_IL"/>
-        </w:rPr>
-      </w:r>
-    </w:p>
-    <w:p>
-      <w:pPr>
-        <w:bidi/>
-      </w:pPr>
-      <w:r>
-        <w:rPr>
-          <w:lang w:val="he_IL" w:bidi="he_IL"/>
-        </w:rPr>
-      </w:r>
-      <w:r>
-        <w:rPr>
-          <w:vertAlign w:val="superscript"/>
+          <w:rtl/>
+          <w:cs/>
+          <w:lang w:val="he_IL" w:bidi="he_IL"/>
+        </w:rPr>
+      </w:r>
+    </w:p>
+    <w:p>
+      <w:pPr>
+        <w:bidi/>
+      </w:pPr>
+      <w:r>
+        <w:rPr>
+          <w:rtl/>
+          <w:cs/>
+          <w:lang w:val="he_IL" w:bidi="he_IL"/>
+        </w:rPr>
+      </w:r>
+      <w:r>
+        <w:rPr>
+          <w:vertAlign w:val="superscript"/>
+          <w:rtl/>
+          <w:cs/>
           <w:lang w:val="he_IL" w:bidi="he_IL"/>
         </w:rPr>
         <w:t>1</w:t>
       </w:r>
       <w:r>
         <w:rPr>
+          <w:rtl/>
+          <w:cs/>
           <w:lang w:val="he_IL" w:bidi="he_IL"/>
         </w:rPr>
         <w:t xml:space="preserve"> שִׁמְעוּ־נָ֕א אֵ֥ת אֲשֶׁר־יְהוָ֖ה אֹמֵ֑ר ק֚וּם רִ֣יב אֶת־הֶהָרִ֔ים וְתִשְׁמַ֥עְנָה הַגְּבָע֖וֹת קוֹלֶֽךָ׃</w:t>
@@ -1909,18 +2391,24 @@
       </w:pPr>
       <w:r>
         <w:rPr>
-          <w:lang w:val="he_IL" w:bidi="he_IL"/>
-        </w:rPr>
-      </w:r>
-      <w:r>
-        <w:rPr>
-          <w:vertAlign w:val="superscript"/>
+          <w:rtl/>
+          <w:cs/>
+          <w:lang w:val="he_IL" w:bidi="he_IL"/>
+        </w:rPr>
+      </w:r>
+      <w:r>
+        <w:rPr>
+          <w:vertAlign w:val="superscript"/>
+          <w:rtl/>
+          <w:cs/>
           <w:lang w:val="he_IL" w:bidi="he_IL"/>
         </w:rPr>
         <w:t>2</w:t>
       </w:r>
       <w:r>
         <w:rPr>
+          <w:rtl/>
+          <w:cs/>
           <w:lang w:val="he_IL" w:bidi="he_IL"/>
         </w:rPr>
         <w:t xml:space="preserve"> שִׁמְע֤וּ הָרִים֙ אֶת־רִ֣יב יְהוָ֔ה וְהָאֵתָנִ֖ים מֹ֣סְדֵי אָ֑רֶץ כִּ֣י רִ֤יב לַֽיהוָה֙ עִם־עַמּ֔וֹ וְעִם־יִשְׂרָאֵ֖ל יִתְוַכָּֽח׃</w:t>
@@ -1932,18 +2420,24 @@
       </w:pPr>
       <w:r>
         <w:rPr>
-          <w:lang w:val="he_IL" w:bidi="he_IL"/>
-        </w:rPr>
-      </w:r>
-      <w:r>
-        <w:rPr>
-          <w:vertAlign w:val="superscript"/>
+          <w:rtl/>
+          <w:cs/>
+          <w:lang w:val="he_IL" w:bidi="he_IL"/>
+        </w:rPr>
+      </w:r>
+      <w:r>
+        <w:rPr>
+          <w:vertAlign w:val="superscript"/>
+          <w:rtl/>
+          <w:cs/>
           <w:lang w:val="he_IL" w:bidi="he_IL"/>
         </w:rPr>
         <w:t>3</w:t>
       </w:r>
       <w:r>
         <w:rPr>
+          <w:rtl/>
+          <w:cs/>
           <w:lang w:val="he_IL" w:bidi="he_IL"/>
         </w:rPr>
         <w:t xml:space="preserve"> עַמִּ֛י מֶה־עָשִׂ֥יתִי לְךָ֖ וּמָ֣ה הֶלְאֵתִ֑יךָ עֲנֵ֥ה בִּֽי׃</w:t>
@@ -1955,18 +2449,24 @@
       </w:pPr>
       <w:r>
         <w:rPr>
-          <w:lang w:val="he_IL" w:bidi="he_IL"/>
-        </w:rPr>
-      </w:r>
-      <w:r>
-        <w:rPr>
-          <w:vertAlign w:val="superscript"/>
+          <w:rtl/>
+          <w:cs/>
+          <w:lang w:val="he_IL" w:bidi="he_IL"/>
+        </w:rPr>
+      </w:r>
+      <w:r>
+        <w:rPr>
+          <w:vertAlign w:val="superscript"/>
+          <w:rtl/>
+          <w:cs/>
           <w:lang w:val="he_IL" w:bidi="he_IL"/>
         </w:rPr>
         <w:t>4</w:t>
       </w:r>
       <w:r>
         <w:rPr>
+          <w:rtl/>
+          <w:cs/>
           <w:lang w:val="he_IL" w:bidi="he_IL"/>
         </w:rPr>
         <w:t xml:space="preserve"> כִּ֤י הֶעֱלִתִ֙יךָ֙ מֵאֶ֣רֶץ מִצְרַ֔יִם וּמִבֵּ֥ית עֲבָדִ֖ים פְּדִיתִ֑יךָ וָאֶשְׁלַ֣ח לְפָנֶ֔יךָ אֶת־מֹשֶׁ֖ה אַהֲרֹ֥ן וּמִרְיָֽם׃</w:t>
@@ -1978,18 +2478,24 @@
       </w:pPr>
       <w:r>
         <w:rPr>
-          <w:lang w:val="he_IL" w:bidi="he_IL"/>
-        </w:rPr>
-      </w:r>
-      <w:r>
-        <w:rPr>
-          <w:vertAlign w:val="superscript"/>
+          <w:rtl/>
+          <w:cs/>
+          <w:lang w:val="he_IL" w:bidi="he_IL"/>
+        </w:rPr>
+      </w:r>
+      <w:r>
+        <w:rPr>
+          <w:vertAlign w:val="superscript"/>
+          <w:rtl/>
+          <w:cs/>
           <w:lang w:val="he_IL" w:bidi="he_IL"/>
         </w:rPr>
         <w:t>5</w:t>
       </w:r>
       <w:r>
         <w:rPr>
+          <w:rtl/>
+          <w:cs/>
           <w:lang w:val="he_IL" w:bidi="he_IL"/>
         </w:rPr>
         <w:t xml:space="preserve"> עַמִּ֗י זְכָר־נָא֙ מַה־יָּעַ֗ץ בָּלָק֙ מֶ֣לֶךְ מוֹאָ֔ב וּמֶה־עָנָ֥ה אֹת֖וֹ בִּלְעָ֣ם בֶּן־בְּע֑וֹר מִן־הַשִּׁטִּים֙ עַד־הַגִּלְגָּ֔ל לְמַ֕עַן דַּ֖עַת צִדְק֥וֹת יְהוָֽה׃</w:t>
@@ -2001,18 +2507,24 @@
       </w:pPr>
       <w:r>
         <w:rPr>
-          <w:lang w:val="he_IL" w:bidi="he_IL"/>
-        </w:rPr>
-      </w:r>
-      <w:r>
-        <w:rPr>
-          <w:vertAlign w:val="superscript"/>
+          <w:rtl/>
+          <w:cs/>
+          <w:lang w:val="he_IL" w:bidi="he_IL"/>
+        </w:rPr>
+      </w:r>
+      <w:r>
+        <w:rPr>
+          <w:vertAlign w:val="superscript"/>
+          <w:rtl/>
+          <w:cs/>
           <w:lang w:val="he_IL" w:bidi="he_IL"/>
         </w:rPr>
         <w:t>6</w:t>
       </w:r>
       <w:r>
         <w:rPr>
+          <w:rtl/>
+          <w:cs/>
           <w:lang w:val="he_IL" w:bidi="he_IL"/>
         </w:rPr>
         <w:t xml:space="preserve"> בַּמָּה֙ אֲקַדֵּ֣ם יְהוָ֔ה אִכַּ֖ף לֵאלֹהֵ֣י מָר֑וֹם הַאֲקַדְּמֶ֣נּוּ בְעוֹל֔וֹת בַּעֲגָלִ֖ים בְּנֵ֥י שָׁנָֽה׃</w:t>
@@ -2024,18 +2536,24 @@
       </w:pPr>
       <w:r>
         <w:rPr>
-          <w:lang w:val="he_IL" w:bidi="he_IL"/>
-        </w:rPr>
-      </w:r>
-      <w:r>
-        <w:rPr>
-          <w:vertAlign w:val="superscript"/>
+          <w:rtl/>
+          <w:cs/>
+          <w:lang w:val="he_IL" w:bidi="he_IL"/>
+        </w:rPr>
+      </w:r>
+      <w:r>
+        <w:rPr>
+          <w:vertAlign w:val="superscript"/>
+          <w:rtl/>
+          <w:cs/>
           <w:lang w:val="he_IL" w:bidi="he_IL"/>
         </w:rPr>
         <w:t>7</w:t>
       </w:r>
       <w:r>
         <w:rPr>
+          <w:rtl/>
+          <w:cs/>
           <w:lang w:val="he_IL" w:bidi="he_IL"/>
         </w:rPr>
         <w:t xml:space="preserve"> הֲיִרְצֶ֤ה יְהוָה֙ בְּאַלְפֵ֣י אֵילִ֔ים בְּרִֽבְב֖וֹת נַֽחֲלֵי־שָׁ֑מֶן הַאֶתֵּ֤ן בְּכוֹרִי֙ פִּשְׁעִ֔י פְּרִ֥י בִטְנִ֖י חַטַּ֥את נַפְשִֽׁי׃</w:t>
@@ -2047,18 +2565,24 @@
       </w:pPr>
       <w:r>
         <w:rPr>
-          <w:lang w:val="he_IL" w:bidi="he_IL"/>
-        </w:rPr>
-      </w:r>
-      <w:r>
-        <w:rPr>
-          <w:vertAlign w:val="superscript"/>
+          <w:rtl/>
+          <w:cs/>
+          <w:lang w:val="he_IL" w:bidi="he_IL"/>
+        </w:rPr>
+      </w:r>
+      <w:r>
+        <w:rPr>
+          <w:vertAlign w:val="superscript"/>
+          <w:rtl/>
+          <w:cs/>
           <w:lang w:val="he_IL" w:bidi="he_IL"/>
         </w:rPr>
         <w:t>8</w:t>
       </w:r>
       <w:r>
         <w:rPr>
+          <w:rtl/>
+          <w:cs/>
           <w:lang w:val="he_IL" w:bidi="he_IL"/>
         </w:rPr>
         <w:t xml:space="preserve"> הִגִּ֥יד לְךָ֛ אָדָ֖ם מַה־טּ֑וֹב וּמָֽה־יְהוָ֞ה דּוֹרֵ֣שׁ מִמְּךָ֗ כִּ֣י אִם־עֲשׂ֤וֹת מִשְׁפָּט֙ וְאַ֣הֲבַת חֶ֔סֶד וְהַצְנֵ֥עַ לֶ֖כֶת עִם־אֱלֹהֶֽיךָ׃ פ</w:t>
@@ -2070,18 +2594,24 @@
       </w:pPr>
       <w:r>
         <w:rPr>
-          <w:lang w:val="he_IL" w:bidi="he_IL"/>
-        </w:rPr>
-      </w:r>
-      <w:r>
-        <w:rPr>
-          <w:vertAlign w:val="superscript"/>
+          <w:rtl/>
+          <w:cs/>
+          <w:lang w:val="he_IL" w:bidi="he_IL"/>
+        </w:rPr>
+      </w:r>
+      <w:r>
+        <w:rPr>
+          <w:vertAlign w:val="superscript"/>
+          <w:rtl/>
+          <w:cs/>
           <w:lang w:val="he_IL" w:bidi="he_IL"/>
         </w:rPr>
         <w:t>9</w:t>
       </w:r>
       <w:r>
         <w:rPr>
+          <w:rtl/>
+          <w:cs/>
           <w:lang w:val="he_IL" w:bidi="he_IL"/>
         </w:rPr>
         <w:t xml:space="preserve"> ק֤וֹל יְהוָה֙ לָעִ֣יר יִקְרָ֔א וְתוּשִׁיָּ֖ה יִרְאֶ֣ה שְׁמֶ֑ךָ שִׁמְע֥וּ מַטֶּ֖ה וּמִ֥י יְעָדָֽהּ׃</w:t>
@@ -2093,18 +2623,24 @@
       </w:pPr>
       <w:r>
         <w:rPr>
-          <w:lang w:val="he_IL" w:bidi="he_IL"/>
-        </w:rPr>
-      </w:r>
-      <w:r>
-        <w:rPr>
-          <w:vertAlign w:val="superscript"/>
+          <w:rtl/>
+          <w:cs/>
+          <w:lang w:val="he_IL" w:bidi="he_IL"/>
+        </w:rPr>
+      </w:r>
+      <w:r>
+        <w:rPr>
+          <w:vertAlign w:val="superscript"/>
+          <w:rtl/>
+          <w:cs/>
           <w:lang w:val="he_IL" w:bidi="he_IL"/>
         </w:rPr>
         <w:t>10</w:t>
       </w:r>
       <w:r>
         <w:rPr>
+          <w:rtl/>
+          <w:cs/>
           <w:lang w:val="he_IL" w:bidi="he_IL"/>
         </w:rPr>
         <w:t xml:space="preserve"> ע֗וֹד הַאִשׁ֙ בֵּ֣ית רָשָׁ֔ע אֹצְר֖וֹת רֶ֑שַׁע וְאֵיפַ֥ת רָז֖וֹן זְעוּמָֽה׃</w:t>
@@ -2116,18 +2652,24 @@
       </w:pPr>
       <w:r>
         <w:rPr>
-          <w:lang w:val="he_IL" w:bidi="he_IL"/>
-        </w:rPr>
-      </w:r>
-      <w:r>
-        <w:rPr>
-          <w:vertAlign w:val="superscript"/>
+          <w:rtl/>
+          <w:cs/>
+          <w:lang w:val="he_IL" w:bidi="he_IL"/>
+        </w:rPr>
+      </w:r>
+      <w:r>
+        <w:rPr>
+          <w:vertAlign w:val="superscript"/>
+          <w:rtl/>
+          <w:cs/>
           <w:lang w:val="he_IL" w:bidi="he_IL"/>
         </w:rPr>
         <w:t>11</w:t>
       </w:r>
       <w:r>
         <w:rPr>
+          <w:rtl/>
+          <w:cs/>
           <w:lang w:val="he_IL" w:bidi="he_IL"/>
         </w:rPr>
         <w:t xml:space="preserve"> הַאֶזְכֶּ֖ה בְּמֹ֣אזְנֵי רֶ֑שַׁע וּבְכִ֖יס אַבְנֵ֥י מִרְמָֽה׃</w:t>
@@ -2139,18 +2681,24 @@
       </w:pPr>
       <w:r>
         <w:rPr>
-          <w:lang w:val="he_IL" w:bidi="he_IL"/>
-        </w:rPr>
-      </w:r>
-      <w:r>
-        <w:rPr>
-          <w:vertAlign w:val="superscript"/>
+          <w:rtl/>
+          <w:cs/>
+          <w:lang w:val="he_IL" w:bidi="he_IL"/>
+        </w:rPr>
+      </w:r>
+      <w:r>
+        <w:rPr>
+          <w:vertAlign w:val="superscript"/>
+          <w:rtl/>
+          <w:cs/>
           <w:lang w:val="he_IL" w:bidi="he_IL"/>
         </w:rPr>
         <w:t>12</w:t>
       </w:r>
       <w:r>
         <w:rPr>
+          <w:rtl/>
+          <w:cs/>
           <w:lang w:val="he_IL" w:bidi="he_IL"/>
         </w:rPr>
         <w:t xml:space="preserve"> אֲשֶׁ֤ר עֲשִׁירֶ֙יהָ֙ מָלְא֣וּ חָמָ֔ס וְיֹשְׁבֶ֖יהָ דִּבְּרוּ־שָׁ֑קֶר וּלְשׁוֹנָ֖ם רְמִיָּ֥ה בְּפִיהֶֽם׃</w:t>
@@ -2162,18 +2710,24 @@
       </w:pPr>
       <w:r>
         <w:rPr>
-          <w:lang w:val="he_IL" w:bidi="he_IL"/>
-        </w:rPr>
-      </w:r>
-      <w:r>
-        <w:rPr>
-          <w:vertAlign w:val="superscript"/>
+          <w:rtl/>
+          <w:cs/>
+          <w:lang w:val="he_IL" w:bidi="he_IL"/>
+        </w:rPr>
+      </w:r>
+      <w:r>
+        <w:rPr>
+          <w:vertAlign w:val="superscript"/>
+          <w:rtl/>
+          <w:cs/>
           <w:lang w:val="he_IL" w:bidi="he_IL"/>
         </w:rPr>
         <w:t>13</w:t>
       </w:r>
       <w:r>
         <w:rPr>
+          <w:rtl/>
+          <w:cs/>
           <w:lang w:val="he_IL" w:bidi="he_IL"/>
         </w:rPr>
         <w:t xml:space="preserve"> וְגַם־אֲנִ֖י הֶחֱלֵ֣יתִי הַכּוֹתֶ֑ךָ הַשְׁמֵ֖ם עַל־חַטֹּאתֶֽךָ׃</w:t>
@@ -2185,18 +2739,24 @@
       </w:pPr>
       <w:r>
         <w:rPr>
-          <w:lang w:val="he_IL" w:bidi="he_IL"/>
-        </w:rPr>
-      </w:r>
-      <w:r>
-        <w:rPr>
-          <w:vertAlign w:val="superscript"/>
+          <w:rtl/>
+          <w:cs/>
+          <w:lang w:val="he_IL" w:bidi="he_IL"/>
+        </w:rPr>
+      </w:r>
+      <w:r>
+        <w:rPr>
+          <w:vertAlign w:val="superscript"/>
+          <w:rtl/>
+          <w:cs/>
           <w:lang w:val="he_IL" w:bidi="he_IL"/>
         </w:rPr>
         <w:t>14</w:t>
       </w:r>
       <w:r>
         <w:rPr>
+          <w:rtl/>
+          <w:cs/>
           <w:lang w:val="he_IL" w:bidi="he_IL"/>
         </w:rPr>
         <w:t xml:space="preserve"> אַתָּ֤ה תֹאכַל֙ וְלֹ֣א תִשְׂבָּ֔ע וְיֶשְׁחֲךָ֖ בְּקִרְבֶּ֑ךָ וְתַסֵּג֙ וְלֹ֣א תַפְלִ֔יט וַאֲשֶׁ֥ר תְּפַלֵּ֖ט לַחֶ֥רֶב אֶתֵּֽן׃</w:t>
@@ -2208,18 +2768,24 @@
       </w:pPr>
       <w:r>
         <w:rPr>
-          <w:lang w:val="he_IL" w:bidi="he_IL"/>
-        </w:rPr>
-      </w:r>
-      <w:r>
-        <w:rPr>
-          <w:vertAlign w:val="superscript"/>
+          <w:rtl/>
+          <w:cs/>
+          <w:lang w:val="he_IL" w:bidi="he_IL"/>
+        </w:rPr>
+      </w:r>
+      <w:r>
+        <w:rPr>
+          <w:vertAlign w:val="superscript"/>
+          <w:rtl/>
+          <w:cs/>
           <w:lang w:val="he_IL" w:bidi="he_IL"/>
         </w:rPr>
         <w:t>15</w:t>
       </w:r>
       <w:r>
         <w:rPr>
+          <w:rtl/>
+          <w:cs/>
           <w:lang w:val="he_IL" w:bidi="he_IL"/>
         </w:rPr>
         <w:t xml:space="preserve"> אַתָּ֥ה תִזְרַ֖ע וְלֹ֣א תִקְצ֑וֹר אַתָּ֤ה תִדְרֹֽךְ־זַ֙יִת֙ וְלֹא־תָס֣וּךְ שֶׁ֔מֶן וְתִיר֖וֹשׁ וְלֹ֥א תִשְׁתֶּה־יָּֽיִן׃</w:t>
@@ -2231,18 +2797,24 @@
       </w:pPr>
       <w:r>
         <w:rPr>
-          <w:lang w:val="he_IL" w:bidi="he_IL"/>
-        </w:rPr>
-      </w:r>
-      <w:r>
-        <w:rPr>
-          <w:vertAlign w:val="superscript"/>
+          <w:rtl/>
+          <w:cs/>
+          <w:lang w:val="he_IL" w:bidi="he_IL"/>
+        </w:rPr>
+      </w:r>
+      <w:r>
+        <w:rPr>
+          <w:vertAlign w:val="superscript"/>
+          <w:rtl/>
+          <w:cs/>
           <w:lang w:val="he_IL" w:bidi="he_IL"/>
         </w:rPr>
         <w:t>16</w:t>
       </w:r>
       <w:r>
         <w:rPr>
+          <w:rtl/>
+          <w:cs/>
           <w:lang w:val="he_IL" w:bidi="he_IL"/>
         </w:rPr>
         <w:t xml:space="preserve"> וְיִשְׁתַּמֵּ֞ר חֻקּ֣וֹת עָמְרִ֗י וְכֹל֙ מַעֲשֵׂ֣ה בֵית־אַחְאָ֔ב וַתֵּלְכ֖וּ בְּמֹֽעֲצוֹתָ֑ם לְמַעַן֩ תִּתִּ֨י אֹתְךָ֜ לְשַׁמָּ֗ה וְיֹשְׁבֶ֙יהָ֙ לִשְׁרֵקָ֔ה וְחֶרְפַּ֥ת עַמִּ֖י תִּשָּֽׂאוּ׃ פ</w:t>
@@ -2255,34 +2827,44 @@
       </w:pPr>
       <w:r>
         <w:rPr>
+          <w:rtl/>
+          <w:cs/>
           <w:lang w:val="he_IL" w:bidi="he_IL"/>
         </w:rPr>
         <w:t>Micah 7:1</w:t>
       </w:r>
       <w:r>
         <w:rPr>
-          <w:lang w:val="he_IL" w:bidi="he_IL"/>
-        </w:rPr>
-      </w:r>
-    </w:p>
-    <w:p>
-      <w:pPr>
-        <w:bidi/>
-      </w:pPr>
-      <w:r>
-        <w:rPr>
-          <w:lang w:val="he_IL" w:bidi="he_IL"/>
-        </w:rPr>
-      </w:r>
-      <w:r>
-        <w:rPr>
-          <w:vertAlign w:val="superscript"/>
+          <w:rtl/>
+          <w:cs/>
+          <w:lang w:val="he_IL" w:bidi="he_IL"/>
+        </w:rPr>
+      </w:r>
+    </w:p>
+    <w:p>
+      <w:pPr>
+        <w:bidi/>
+      </w:pPr>
+      <w:r>
+        <w:rPr>
+          <w:rtl/>
+          <w:cs/>
+          <w:lang w:val="he_IL" w:bidi="he_IL"/>
+        </w:rPr>
+      </w:r>
+      <w:r>
+        <w:rPr>
+          <w:vertAlign w:val="superscript"/>
+          <w:rtl/>
+          <w:cs/>
           <w:lang w:val="he_IL" w:bidi="he_IL"/>
         </w:rPr>
         <w:t>1</w:t>
       </w:r>
       <w:r>
         <w:rPr>
+          <w:rtl/>
+          <w:cs/>
           <w:lang w:val="he_IL" w:bidi="he_IL"/>
         </w:rPr>
         <w:t xml:space="preserve"> אַ֣לְלַי לִ֗י כִּ֤י הָיִ֙יתִי֙ כְּאָסְפֵּי־קַ֔יִץ כְּעֹלְלֹ֖ת בָּצִ֑יר אֵין־אֶשְׁכּ֣וֹל לֶאֱכ֔וֹל בִּכּוּרָ֖ה אִוְּתָ֥ה נַפְשִֽׁי׃</w:t>
@@ -2294,18 +2876,24 @@
       </w:pPr>
       <w:r>
         <w:rPr>
-          <w:lang w:val="he_IL" w:bidi="he_IL"/>
-        </w:rPr>
-      </w:r>
-      <w:r>
-        <w:rPr>
-          <w:vertAlign w:val="superscript"/>
+          <w:rtl/>
+          <w:cs/>
+          <w:lang w:val="he_IL" w:bidi="he_IL"/>
+        </w:rPr>
+      </w:r>
+      <w:r>
+        <w:rPr>
+          <w:vertAlign w:val="superscript"/>
+          <w:rtl/>
+          <w:cs/>
           <w:lang w:val="he_IL" w:bidi="he_IL"/>
         </w:rPr>
         <w:t>2</w:t>
       </w:r>
       <w:r>
         <w:rPr>
+          <w:rtl/>
+          <w:cs/>
           <w:lang w:val="he_IL" w:bidi="he_IL"/>
         </w:rPr>
         <w:t xml:space="preserve"> אָבַ֤ד חָסִיד֙ מִן־הָאָ֔רֶץ וְיָשָׁ֥ר בָּאָדָ֖ם אָ֑יִן כֻּלָּם֙ לְדָמִ֣ים יֶאֱרֹ֔בוּ אִ֥ישׁ אֶת־אָחִ֖יהוּ יָצ֥וּדוּ חֵֽרֶם׃</w:t>
@@ -2317,18 +2905,24 @@
       </w:pPr>
       <w:r>
         <w:rPr>
-          <w:lang w:val="he_IL" w:bidi="he_IL"/>
-        </w:rPr>
-      </w:r>
-      <w:r>
-        <w:rPr>
-          <w:vertAlign w:val="superscript"/>
+          <w:rtl/>
+          <w:cs/>
+          <w:lang w:val="he_IL" w:bidi="he_IL"/>
+        </w:rPr>
+      </w:r>
+      <w:r>
+        <w:rPr>
+          <w:vertAlign w:val="superscript"/>
+          <w:rtl/>
+          <w:cs/>
           <w:lang w:val="he_IL" w:bidi="he_IL"/>
         </w:rPr>
         <w:t>3</w:t>
       </w:r>
       <w:r>
         <w:rPr>
+          <w:rtl/>
+          <w:cs/>
           <w:lang w:val="he_IL" w:bidi="he_IL"/>
         </w:rPr>
         <w:t xml:space="preserve"> עַל־הָרַ֤ע כַּפַּ֙יִם֙ לְהֵיטִ֔יב הַשַּׂ֣ר שֹׁאֵ֔ל וְהַשֹּׁפֵ֖ט בַּשִׁלּ֑וּם וְהַגָּד֗וֹל דֹּבֵ֨ר הַוַּ֥ת נַפְשׁ֛וֹ ה֖וּא וַֽיְעַבְּתֽוּהָ׃</w:t>
@@ -2340,18 +2934,24 @@
       </w:pPr>
       <w:r>
         <w:rPr>
-          <w:lang w:val="he_IL" w:bidi="he_IL"/>
-        </w:rPr>
-      </w:r>
-      <w:r>
-        <w:rPr>
-          <w:vertAlign w:val="superscript"/>
+          <w:rtl/>
+          <w:cs/>
+          <w:lang w:val="he_IL" w:bidi="he_IL"/>
+        </w:rPr>
+      </w:r>
+      <w:r>
+        <w:rPr>
+          <w:vertAlign w:val="superscript"/>
+          <w:rtl/>
+          <w:cs/>
           <w:lang w:val="he_IL" w:bidi="he_IL"/>
         </w:rPr>
         <w:t>4</w:t>
       </w:r>
       <w:r>
         <w:rPr>
+          <w:rtl/>
+          <w:cs/>
           <w:lang w:val="he_IL" w:bidi="he_IL"/>
         </w:rPr>
         <w:t xml:space="preserve"> טוֹבָ֣ם כְּחֵ֔דֶק יָשָׁ֖ר מִמְּסוּכָ֑ה י֤וֹם מְצַפֶּ֙יךָ֙ פְּקֻדָּתְךָ֣ בָ֔אָה עַתָּ֥ה תִהְיֶ֖ה מְבוּכָתָֽם׃</w:t>
@@ -2363,18 +2963,24 @@
       </w:pPr>
       <w:r>
         <w:rPr>
-          <w:lang w:val="he_IL" w:bidi="he_IL"/>
-        </w:rPr>
-      </w:r>
-      <w:r>
-        <w:rPr>
-          <w:vertAlign w:val="superscript"/>
+          <w:rtl/>
+          <w:cs/>
+          <w:lang w:val="he_IL" w:bidi="he_IL"/>
+        </w:rPr>
+      </w:r>
+      <w:r>
+        <w:rPr>
+          <w:vertAlign w:val="superscript"/>
+          <w:rtl/>
+          <w:cs/>
           <w:lang w:val="he_IL" w:bidi="he_IL"/>
         </w:rPr>
         <w:t>5</w:t>
       </w:r>
       <w:r>
         <w:rPr>
+          <w:rtl/>
+          <w:cs/>
           <w:lang w:val="he_IL" w:bidi="he_IL"/>
         </w:rPr>
         <w:t xml:space="preserve"> אַל־תַּאֲמִ֣ינוּ בְרֵ֔עַ אַֽל־תִּבְטְח֖וּ בְּאַלּ֑וּף מִשֹּׁכֶ֣בֶת חֵיקֶ֔ךָ שְׁמֹ֖ר פִּתְחֵי־פִֽיךָ׃</w:t>
@@ -2386,18 +2992,24 @@
       </w:pPr>
       <w:r>
         <w:rPr>
-          <w:lang w:val="he_IL" w:bidi="he_IL"/>
-        </w:rPr>
-      </w:r>
-      <w:r>
-        <w:rPr>
-          <w:vertAlign w:val="superscript"/>
+          <w:rtl/>
+          <w:cs/>
+          <w:lang w:val="he_IL" w:bidi="he_IL"/>
+        </w:rPr>
+      </w:r>
+      <w:r>
+        <w:rPr>
+          <w:vertAlign w:val="superscript"/>
+          <w:rtl/>
+          <w:cs/>
           <w:lang w:val="he_IL" w:bidi="he_IL"/>
         </w:rPr>
         <w:t>6</w:t>
       </w:r>
       <w:r>
         <w:rPr>
+          <w:rtl/>
+          <w:cs/>
           <w:lang w:val="he_IL" w:bidi="he_IL"/>
         </w:rPr>
         <w:t xml:space="preserve"> כִּֽי־בֵן֙ מְנַבֵּ֣ל אָ֔ב בַּ֚ת קָמָ֣ה בְאִמָּ֔הּ כַּלָּ֖ה בַּחֲמֹתָ֑הּ אֹיְבֵ֥י אִ֖ישׁ אַנְשֵׁ֥י בֵיתֽוֹ׃</w:t>
@@ -2409,18 +3021,24 @@
       </w:pPr>
       <w:r>
         <w:rPr>
-          <w:lang w:val="he_IL" w:bidi="he_IL"/>
-        </w:rPr>
-      </w:r>
-      <w:r>
-        <w:rPr>
-          <w:vertAlign w:val="superscript"/>
+          <w:rtl/>
+          <w:cs/>
+          <w:lang w:val="he_IL" w:bidi="he_IL"/>
+        </w:rPr>
+      </w:r>
+      <w:r>
+        <w:rPr>
+          <w:vertAlign w:val="superscript"/>
+          <w:rtl/>
+          <w:cs/>
           <w:lang w:val="he_IL" w:bidi="he_IL"/>
         </w:rPr>
         <w:t>7</w:t>
       </w:r>
       <w:r>
         <w:rPr>
+          <w:rtl/>
+          <w:cs/>
           <w:lang w:val="he_IL" w:bidi="he_IL"/>
         </w:rPr>
         <w:t xml:space="preserve"> וַאֲנִי֙ בַּיהוָ֣ה אֲצַפֶּ֔ה אוֹחִ֖ילָה לֵאלֹהֵ֣י יִשְׁעִ֑י יִשְׁמָעֵ֖נִי אֱלֹהָֽי׃</w:t>
@@ -2432,18 +3050,24 @@
       </w:pPr>
       <w:r>
         <w:rPr>
-          <w:lang w:val="he_IL" w:bidi="he_IL"/>
-        </w:rPr>
-      </w:r>
-      <w:r>
-        <w:rPr>
-          <w:vertAlign w:val="superscript"/>
+          <w:rtl/>
+          <w:cs/>
+          <w:lang w:val="he_IL" w:bidi="he_IL"/>
+        </w:rPr>
+      </w:r>
+      <w:r>
+        <w:rPr>
+          <w:vertAlign w:val="superscript"/>
+          <w:rtl/>
+          <w:cs/>
           <w:lang w:val="he_IL" w:bidi="he_IL"/>
         </w:rPr>
         <w:t>8</w:t>
       </w:r>
       <w:r>
         <w:rPr>
+          <w:rtl/>
+          <w:cs/>
           <w:lang w:val="he_IL" w:bidi="he_IL"/>
         </w:rPr>
         <w:t xml:space="preserve"> אַֽל־תִּשְׂמְחִ֤י אֹיַ֙בְתִּי֙ לִ֔י כִּ֥י נָפַ֖לְתִּי קָ֑מְתִּי כִּֽי־אֵשֵׁ֣ב בַּחֹ֔שֶׁךְ יְהוָ֖ה א֥וֹר לִֽי׃ ס</w:t>
@@ -2455,18 +3079,24 @@
       </w:pPr>
       <w:r>
         <w:rPr>
-          <w:lang w:val="he_IL" w:bidi="he_IL"/>
-        </w:rPr>
-      </w:r>
-      <w:r>
-        <w:rPr>
-          <w:vertAlign w:val="superscript"/>
+          <w:rtl/>
+          <w:cs/>
+          <w:lang w:val="he_IL" w:bidi="he_IL"/>
+        </w:rPr>
+      </w:r>
+      <w:r>
+        <w:rPr>
+          <w:vertAlign w:val="superscript"/>
+          <w:rtl/>
+          <w:cs/>
           <w:lang w:val="he_IL" w:bidi="he_IL"/>
         </w:rPr>
         <w:t>9</w:t>
       </w:r>
       <w:r>
         <w:rPr>
+          <w:rtl/>
+          <w:cs/>
           <w:lang w:val="he_IL" w:bidi="he_IL"/>
         </w:rPr>
         <w:t xml:space="preserve"> זַ֤עַף יְהוָה֙ אֶשָּׂ֔א כִּ֥י חָטָ֖אתִי ל֑וֹ עַד֩ אֲשֶׁ֨ר יָרִ֤יב רִיבִי֙ וְעָשָׂ֣ה מִשְׁפָּטִ֔י יוֹצִיאֵ֣נִי לָא֔וֹר אֶרְאֶ֖ה בְּצִדְקָתֽוֹ׃</w:t>
@@ -2478,18 +3108,24 @@
       </w:pPr>
       <w:r>
         <w:rPr>
-          <w:lang w:val="he_IL" w:bidi="he_IL"/>
-        </w:rPr>
-      </w:r>
-      <w:r>
-        <w:rPr>
-          <w:vertAlign w:val="superscript"/>
+          <w:rtl/>
+          <w:cs/>
+          <w:lang w:val="he_IL" w:bidi="he_IL"/>
+        </w:rPr>
+      </w:r>
+      <w:r>
+        <w:rPr>
+          <w:vertAlign w:val="superscript"/>
+          <w:rtl/>
+          <w:cs/>
           <w:lang w:val="he_IL" w:bidi="he_IL"/>
         </w:rPr>
         <w:t>10</w:t>
       </w:r>
       <w:r>
         <w:rPr>
+          <w:rtl/>
+          <w:cs/>
           <w:lang w:val="he_IL" w:bidi="he_IL"/>
         </w:rPr>
         <w:t xml:space="preserve"> וְתֵרֶ֤א אֹיַ֙בְתִּי֙ וּתְכַסֶּ֣הָ בוּשָׁ֔ה הָאֹמְרָ֣ה אֵלַ֔י אַיּ֖וֹ יְהוָ֣ה אֱלֹהָ֑יִךְ עֵינַי֙ תִּרְאֶ֣ינָּה בָּ֔הּ עַתָּ֛ה תִּֽהְיֶ֥ה לְמִרְמָ֖ס כְּטִ֥יט חוּצֽוֹת׃</w:t>
@@ -2501,18 +3137,24 @@
       </w:pPr>
       <w:r>
         <w:rPr>
-          <w:lang w:val="he_IL" w:bidi="he_IL"/>
-        </w:rPr>
-      </w:r>
-      <w:r>
-        <w:rPr>
-          <w:vertAlign w:val="superscript"/>
+          <w:rtl/>
+          <w:cs/>
+          <w:lang w:val="he_IL" w:bidi="he_IL"/>
+        </w:rPr>
+      </w:r>
+      <w:r>
+        <w:rPr>
+          <w:vertAlign w:val="superscript"/>
+          <w:rtl/>
+          <w:cs/>
           <w:lang w:val="he_IL" w:bidi="he_IL"/>
         </w:rPr>
         <w:t>11</w:t>
       </w:r>
       <w:r>
         <w:rPr>
+          <w:rtl/>
+          <w:cs/>
           <w:lang w:val="he_IL" w:bidi="he_IL"/>
         </w:rPr>
         <w:t xml:space="preserve"> י֖וֹם לִבְנ֣וֹת גְּדֵרָ֑יִךְ י֥וֹם הַה֖וּא יִרְחַק־חֹֽק׃</w:t>
@@ -2524,18 +3166,24 @@
       </w:pPr>
       <w:r>
         <w:rPr>
-          <w:lang w:val="he_IL" w:bidi="he_IL"/>
-        </w:rPr>
-      </w:r>
-      <w:r>
-        <w:rPr>
-          <w:vertAlign w:val="superscript"/>
+          <w:rtl/>
+          <w:cs/>
+          <w:lang w:val="he_IL" w:bidi="he_IL"/>
+        </w:rPr>
+      </w:r>
+      <w:r>
+        <w:rPr>
+          <w:vertAlign w:val="superscript"/>
+          <w:rtl/>
+          <w:cs/>
           <w:lang w:val="he_IL" w:bidi="he_IL"/>
         </w:rPr>
         <w:t>12</w:t>
       </w:r>
       <w:r>
         <w:rPr>
+          <w:rtl/>
+          <w:cs/>
           <w:lang w:val="he_IL" w:bidi="he_IL"/>
         </w:rPr>
         <w:t xml:space="preserve"> י֥וֹם הוּא֙ וְעָדֶ֣יךָ יָב֔וֹא לְמִנִּ֥י אַשּׁ֖וּר וְעָרֵ֣י מָצ֑וֹר וּלְמִנִּ֤י מָצוֹר֙ וְעַד־נָהָ֔ר וְיָ֥ם מִיָּ֖ם וְהַ֥ר הָהָֽר׃</w:t>
@@ -2547,18 +3195,24 @@
       </w:pPr>
       <w:r>
         <w:rPr>
-          <w:lang w:val="he_IL" w:bidi="he_IL"/>
-        </w:rPr>
-      </w:r>
-      <w:r>
-        <w:rPr>
-          <w:vertAlign w:val="superscript"/>
+          <w:rtl/>
+          <w:cs/>
+          <w:lang w:val="he_IL" w:bidi="he_IL"/>
+        </w:rPr>
+      </w:r>
+      <w:r>
+        <w:rPr>
+          <w:vertAlign w:val="superscript"/>
+          <w:rtl/>
+          <w:cs/>
           <w:lang w:val="he_IL" w:bidi="he_IL"/>
         </w:rPr>
         <w:t>13</w:t>
       </w:r>
       <w:r>
         <w:rPr>
+          <w:rtl/>
+          <w:cs/>
           <w:lang w:val="he_IL" w:bidi="he_IL"/>
         </w:rPr>
         <w:t xml:space="preserve"> וְהָיְתָ֥ה הָאָ֛רֶץ לִשְׁמָמָ֖ה עַל־יֹֽשְׁבֶ֑יהָ מִפְּרִ֖י מַֽעַלְלֵיהֶֽם׃ ס</w:t>
@@ -2570,18 +3224,24 @@
       </w:pPr>
       <w:r>
         <w:rPr>
-          <w:lang w:val="he_IL" w:bidi="he_IL"/>
-        </w:rPr>
-      </w:r>
-      <w:r>
-        <w:rPr>
-          <w:vertAlign w:val="superscript"/>
+          <w:rtl/>
+          <w:cs/>
+          <w:lang w:val="he_IL" w:bidi="he_IL"/>
+        </w:rPr>
+      </w:r>
+      <w:r>
+        <w:rPr>
+          <w:vertAlign w:val="superscript"/>
+          <w:rtl/>
+          <w:cs/>
           <w:lang w:val="he_IL" w:bidi="he_IL"/>
         </w:rPr>
         <w:t>14</w:t>
       </w:r>
       <w:r>
         <w:rPr>
+          <w:rtl/>
+          <w:cs/>
           <w:lang w:val="he_IL" w:bidi="he_IL"/>
         </w:rPr>
         <w:t xml:space="preserve"> רְעֵ֧ה עַמְּךָ֣ בְשִׁבְטֶ֗ךָ צֹ֚אן נַֽחֲלָתֶ֔ךָ שֹׁכְנִ֣י לְבָדָ֔ד יַ֖עַר בְּת֣וֹךְ כַּרְמֶ֑ל יִרְע֥וּ בָשָׁ֛ן וְגִלְעָ֖ד כִּימֵ֥י עוֹלָֽם׃</w:t>
@@ -2593,18 +3253,24 @@
       </w:pPr>
       <w:r>
         <w:rPr>
-          <w:lang w:val="he_IL" w:bidi="he_IL"/>
-        </w:rPr>
-      </w:r>
-      <w:r>
-        <w:rPr>
-          <w:vertAlign w:val="superscript"/>
+          <w:rtl/>
+          <w:cs/>
+          <w:lang w:val="he_IL" w:bidi="he_IL"/>
+        </w:rPr>
+      </w:r>
+      <w:r>
+        <w:rPr>
+          <w:vertAlign w:val="superscript"/>
+          <w:rtl/>
+          <w:cs/>
           <w:lang w:val="he_IL" w:bidi="he_IL"/>
         </w:rPr>
         <w:t>15</w:t>
       </w:r>
       <w:r>
         <w:rPr>
+          <w:rtl/>
+          <w:cs/>
           <w:lang w:val="he_IL" w:bidi="he_IL"/>
         </w:rPr>
         <w:t xml:space="preserve"> כִּימֵ֥י צֵאתְךָ֖ מֵאֶ֣רֶץ מִצְרָ֑יִם אַרְאֶ֖נּוּ נִפְלָאֽוֹת׃</w:t>
@@ -2616,18 +3282,24 @@
       </w:pPr>
       <w:r>
         <w:rPr>
-          <w:lang w:val="he_IL" w:bidi="he_IL"/>
-        </w:rPr>
-      </w:r>
-      <w:r>
-        <w:rPr>
-          <w:vertAlign w:val="superscript"/>
+          <w:rtl/>
+          <w:cs/>
+          <w:lang w:val="he_IL" w:bidi="he_IL"/>
+        </w:rPr>
+      </w:r>
+      <w:r>
+        <w:rPr>
+          <w:vertAlign w:val="superscript"/>
+          <w:rtl/>
+          <w:cs/>
           <w:lang w:val="he_IL" w:bidi="he_IL"/>
         </w:rPr>
         <w:t>16</w:t>
       </w:r>
       <w:r>
         <w:rPr>
+          <w:rtl/>
+          <w:cs/>
           <w:lang w:val="he_IL" w:bidi="he_IL"/>
         </w:rPr>
         <w:t xml:space="preserve"> יִרְא֤וּ גוֹיִם֙ וְיֵבֹ֔שׁוּ מִכֹּ֖ל גְּבֽוּרָתָ֑ם יָשִׂ֤ימוּ יָד֙ עַל־פֶּ֔ה אָזְנֵיהֶ֖ם תֶּחֱרַֽשְׁנָה׃</w:t>
@@ -2639,18 +3311,24 @@
       </w:pPr>
       <w:r>
         <w:rPr>
-          <w:lang w:val="he_IL" w:bidi="he_IL"/>
-        </w:rPr>
-      </w:r>
-      <w:r>
-        <w:rPr>
-          <w:vertAlign w:val="superscript"/>
+          <w:rtl/>
+          <w:cs/>
+          <w:lang w:val="he_IL" w:bidi="he_IL"/>
+        </w:rPr>
+      </w:r>
+      <w:r>
+        <w:rPr>
+          <w:vertAlign w:val="superscript"/>
+          <w:rtl/>
+          <w:cs/>
           <w:lang w:val="he_IL" w:bidi="he_IL"/>
         </w:rPr>
         <w:t>17</w:t>
       </w:r>
       <w:r>
         <w:rPr>
+          <w:rtl/>
+          <w:cs/>
           <w:lang w:val="he_IL" w:bidi="he_IL"/>
         </w:rPr>
         <w:t xml:space="preserve"> יְלַחֲכ֤וּ עָפָר֙ כַּנָּחָ֔שׁ כְּזֹחֲלֵ֣י אֶ֔רֶץ יִרְגְּז֖וּ מִמִּסְגְּרֹֽתֵיהֶ֑ם אֶל־יְהוָ֤ה אֱלֹהֵ֙ינוּ֙ יִפְחָ֔דוּ וְיִֽרְא֖וּ מִמֶּֽךָּ׃</w:t>
@@ -2662,18 +3340,24 @@
       </w:pPr>
       <w:r>
         <w:rPr>
-          <w:lang w:val="he_IL" w:bidi="he_IL"/>
-        </w:rPr>
-      </w:r>
-      <w:r>
-        <w:rPr>
-          <w:vertAlign w:val="superscript"/>
+          <w:rtl/>
+          <w:cs/>
+          <w:lang w:val="he_IL" w:bidi="he_IL"/>
+        </w:rPr>
+      </w:r>
+      <w:r>
+        <w:rPr>
+          <w:vertAlign w:val="superscript"/>
+          <w:rtl/>
+          <w:cs/>
           <w:lang w:val="he_IL" w:bidi="he_IL"/>
         </w:rPr>
         <w:t>18</w:t>
       </w:r>
       <w:r>
         <w:rPr>
+          <w:rtl/>
+          <w:cs/>
           <w:lang w:val="he_IL" w:bidi="he_IL"/>
         </w:rPr>
         <w:t xml:space="preserve"> מִי־אֵ֣ל כָּמ֗וֹךָ נֹשֵׂ֤א עָוֺן֙ וְעֹבֵ֣ר עַל־פֶּ֔שַׁע לִשְׁאֵרִ֖ית נַחֲלָת֑וֹ לֹא־הֶחֱזִ֤יק לָעַד֙ אַפּ֔וֹ כִּֽי־חָפֵ֥ץ חֶ֖סֶד הֽוּא׃</w:t>
@@ -2685,18 +3369,24 @@
       </w:pPr>
       <w:r>
         <w:rPr>
-          <w:lang w:val="he_IL" w:bidi="he_IL"/>
-        </w:rPr>
-      </w:r>
-      <w:r>
-        <w:rPr>
-          <w:vertAlign w:val="superscript"/>
+          <w:rtl/>
+          <w:cs/>
+          <w:lang w:val="he_IL" w:bidi="he_IL"/>
+        </w:rPr>
+      </w:r>
+      <w:r>
+        <w:rPr>
+          <w:vertAlign w:val="superscript"/>
+          <w:rtl/>
+          <w:cs/>
           <w:lang w:val="he_IL" w:bidi="he_IL"/>
         </w:rPr>
         <w:t>19</w:t>
       </w:r>
       <w:r>
         <w:rPr>
+          <w:rtl/>
+          <w:cs/>
           <w:lang w:val="he_IL" w:bidi="he_IL"/>
         </w:rPr>
         <w:t xml:space="preserve"> יָשׁ֣וּב יְרַֽחֲמֵ֔נוּ יִכְבֹּ֖שׁ עֲוֺֽנֹתֵ֑ינוּ וְתַשְׁלִ֛יךְ בִּמְצֻל֥וֹת יָ֖ם כָּל־חַטֹּאותָֽם׃</w:t>
@@ -2708,18 +3398,24 @@
       </w:pPr>
       <w:r>
         <w:rPr>
-          <w:lang w:val="he_IL" w:bidi="he_IL"/>
-        </w:rPr>
-      </w:r>
-      <w:r>
-        <w:rPr>
-          <w:vertAlign w:val="superscript"/>
+          <w:rtl/>
+          <w:cs/>
+          <w:lang w:val="he_IL" w:bidi="he_IL"/>
+        </w:rPr>
+      </w:r>
+      <w:r>
+        <w:rPr>
+          <w:vertAlign w:val="superscript"/>
+          <w:rtl/>
+          <w:cs/>
           <w:lang w:val="he_IL" w:bidi="he_IL"/>
         </w:rPr>
         <w:t>20</w:t>
       </w:r>
       <w:r>
         <w:rPr>
+          <w:rtl/>
+          <w:cs/>
           <w:lang w:val="he_IL" w:bidi="he_IL"/>
         </w:rPr>
         <w:t xml:space="preserve"> תִּתֵּ֤ן אֱמֶת֙ לְיַֽעֲקֹ֔ב חֶ֖סֶד לְאַבְרָהָ֑ם אֲשֶׁר־נִשְׁבַּ֥עְתָּ לַאֲבֹתֵ֖ינוּ מִ֥ימֵי קֶֽדֶם׃</w:t>
